--- a/fuentes/Actividad_didactica_CF2_validada.docx
+++ b/fuentes/Actividad_didactica_CF2_validada.docx
@@ -1,6 +1,6 @@
 
 <file path=word/document.xml><?xml version="1.0" encoding="utf-8"?>
-<w:document xmlns:wpc="http://schemas.microsoft.com/office/word/2010/wordprocessingCanvas" xmlns:cx="http://schemas.microsoft.com/office/drawing/2014/chartex" xmlns:cx1="http://schemas.microsoft.com/office/drawing/2015/9/8/chartex" xmlns:cx2="http://schemas.microsoft.com/office/drawing/2015/10/21/chartex" xmlns:cx3="http://schemas.microsoft.com/office/drawing/2016/5/9/chartex" xmlns:cx4="http://schemas.microsoft.com/office/drawing/2016/5/10/chartex" xmlns:cx5="http://schemas.microsoft.com/office/drawing/2016/5/11/chartex" xmlns:cx6="http://schemas.microsoft.com/office/drawing/2016/5/12/chartex" xmlns:cx7="http://schemas.microsoft.com/office/drawing/2016/5/13/chartex" xmlns:cx8="http://schemas.microsoft.com/office/drawing/2016/5/14/chartex" xmlns:mc="http://schemas.openxmlformats.org/markup-compatibility/2006" xmlns:aink="http://schemas.microsoft.com/office/drawing/2016/ink" xmlns:am3d="http://schemas.microsoft.com/office/drawing/2017/model3d" xmlns:o="urn:schemas-microsoft-com:office:office" xmlns:oel="http://schemas.microsoft.com/office/2019/extlst" xmlns:r="http://schemas.openxmlformats.org/officeDocument/2006/relationships" xmlns:m="http://schemas.openxmlformats.org/officeDocument/2006/math" xmlns:v="urn:schemas-microsoft-com:vml" xmlns:wp14="http://schemas.microsoft.com/office/word/2010/wordprocessingDrawing" xmlns:wp="http://schemas.openxmlformats.org/drawingml/2006/wordprocessingDrawing" xmlns:w10="urn:schemas-microsoft-com:office:word" xmlns:w="http://schemas.openxmlformats.org/wordprocessingml/2006/main" xmlns:w14="http://schemas.microsoft.com/office/word/2010/wordml" xmlns:w15="http://schemas.microsoft.com/office/word/2012/wordml" xmlns:w16cex="http://schemas.microsoft.com/office/word/2018/wordml/cex" xmlns:w16cid="http://schemas.microsoft.com/office/word/2016/wordml/cid" xmlns:w16="http://schemas.microsoft.com/office/word/2018/wordml" xmlns:w16du="http://schemas.microsoft.com/office/word/2023/wordml/word16du" xmlns:w16sdtdh="http://schemas.microsoft.com/office/word/2020/wordml/sdtdatahash" xmlns:w16se="http://schemas.microsoft.com/office/word/2015/wordml/symex" xmlns:wpg="http://schemas.microsoft.com/office/word/2010/wordprocessingGroup" xmlns:wpi="http://schemas.microsoft.com/office/word/2010/wordprocessingInk" xmlns:wne="http://schemas.microsoft.com/office/word/2006/wordml" xmlns:wps="http://schemas.microsoft.com/office/word/2010/wordprocessingShape" mc:Ignorable="w14 w15 w16se w16cid w16 w16cex w16sdtdh w16du wp14">
+<w:document xmlns:wpc="http://schemas.microsoft.com/office/word/2010/wordprocessingCanvas" xmlns:cx="http://schemas.microsoft.com/office/drawing/2014/chartex" xmlns:cx1="http://schemas.microsoft.com/office/drawing/2015/9/8/chartex" xmlns:cx2="http://schemas.microsoft.com/office/drawing/2015/10/21/chartex" xmlns:cx3="http://schemas.microsoft.com/office/drawing/2016/5/9/chartex" xmlns:cx4="http://schemas.microsoft.com/office/drawing/2016/5/10/chartex" xmlns:cx5="http://schemas.microsoft.com/office/drawing/2016/5/11/chartex" xmlns:cx6="http://schemas.microsoft.com/office/drawing/2016/5/12/chartex" xmlns:cx7="http://schemas.microsoft.com/office/drawing/2016/5/13/chartex" xmlns:cx8="http://schemas.microsoft.com/office/drawing/2016/5/14/chartex" xmlns:mc="http://schemas.openxmlformats.org/markup-compatibility/2006" xmlns:aink="http://schemas.microsoft.com/office/drawing/2016/ink" xmlns:am3d="http://schemas.microsoft.com/office/drawing/2017/model3d" xmlns:o="urn:schemas-microsoft-com:office:office" xmlns:oel="http://schemas.microsoft.com/office/2019/extlst" xmlns:r="http://schemas.openxmlformats.org/officeDocument/2006/relationships" xmlns:m="http://schemas.openxmlformats.org/officeDocument/2006/math" xmlns:v="urn:schemas-microsoft-com:vml" xmlns:wp14="http://schemas.microsoft.com/office/word/2010/wordprocessingDrawing" xmlns:wp="http://schemas.openxmlformats.org/drawingml/2006/wordprocessingDrawing" xmlns:w10="urn:schemas-microsoft-com:office:word" xmlns:w="http://schemas.openxmlformats.org/wordprocessingml/2006/main" xmlns:w14="http://schemas.microsoft.com/office/word/2010/wordml" xmlns:w15="http://schemas.microsoft.com/office/word/2012/wordml" xmlns:w16cex="http://schemas.microsoft.com/office/word/2018/wordml/cex" xmlns:w16cid="http://schemas.microsoft.com/office/word/2016/wordml/cid" xmlns:w16="http://schemas.microsoft.com/office/word/2018/wordml" xmlns:w16du="http://schemas.microsoft.com/office/word/2023/wordml/word16du" xmlns:w16sdtdh="http://schemas.microsoft.com/office/word/2020/wordml/sdtdatahash" xmlns:w16se="http://schemas.microsoft.com/office/word/2015/wordml/symex" xmlns:wpg="http://schemas.microsoft.com/office/word/2010/wordprocessingGroup" xmlns:wpi="http://schemas.microsoft.com/office/word/2010/wordprocessingInk" xmlns:wne="http://schemas.microsoft.com/office/word/2006/wordml" xmlns:wps="http://schemas.microsoft.com/office/word/2010/wordprocessingShape" xmlns:a="http://schemas.openxmlformats.org/drawingml/2006/main" xmlns:pic="http://schemas.openxmlformats.org/drawingml/2006/picture" mc:Ignorable="w14 w15 w16se w16cid w16 w16cex w16sdtdh w16du wp14">
   <w:body>
     <w:p>
       <w:pPr>
@@ -18,12 +18,12 @@
         <w:tblW w:w="10154" w:type="dxa"/>
         <w:tblInd w:w="-680" w:type="dxa"/>
         <w:tblBorders>
-          <w:top w:val="single" w:sz="4" w:space="0" w:color="F4B083"/>
-          <w:left w:val="single" w:sz="4" w:space="0" w:color="F4B083"/>
-          <w:bottom w:val="single" w:sz="4" w:space="0" w:color="F4B083"/>
-          <w:right w:val="single" w:sz="4" w:space="0" w:color="F4B083"/>
-          <w:insideH w:val="single" w:sz="4" w:space="0" w:color="F4B083"/>
-          <w:insideV w:val="single" w:sz="4" w:space="0" w:color="F4B083"/>
+          <w:top w:val="single" w:color="F4B083" w:sz="4" w:space="0"/>
+          <w:left w:val="single" w:color="F4B083" w:sz="4" w:space="0"/>
+          <w:bottom w:val="single" w:color="F4B083" w:sz="4" w:space="0"/>
+          <w:right w:val="single" w:color="F4B083" w:sz="4" w:space="0"/>
+          <w:insideH w:val="single" w:color="F4B083" w:sz="4" w:space="0"/>
+          <w:insideV w:val="single" w:color="F4B083" w:sz="4" w:space="0"/>
         </w:tblBorders>
         <w:tblLayout w:type="fixed"/>
         <w:tblLook w:val="04A0" w:firstRow="1" w:lastRow="0" w:firstColumn="1" w:lastColumn="0" w:noHBand="0" w:noVBand="1"/>
@@ -40,9 +40,9 @@
         </w:trPr>
         <w:tc>
           <w:tcPr>
-            <w:cnfStyle w:val="001000000000" w:firstRow="0" w:lastRow="0" w:firstColumn="1" w:lastColumn="0" w:oddVBand="0" w:evenVBand="0" w:oddHBand="0" w:evenHBand="0" w:firstRowFirstColumn="0" w:firstRowLastColumn="0" w:lastRowFirstColumn="0" w:lastRowLastColumn="0"/>
             <w:tcW w:w="10154" w:type="dxa"/>
             <w:gridSpan w:val="4"/>
+            <w:tcMar/>
           </w:tcPr>
           <w:p>
             <w:pPr>
@@ -165,6 +165,7 @@
             <w:cnfStyle w:val="001000000000" w:firstRow="0" w:lastRow="0" w:firstColumn="1" w:lastColumn="0" w:oddVBand="0" w:evenVBand="0" w:oddHBand="0" w:evenHBand="0" w:firstRowFirstColumn="0" w:firstRowLastColumn="0" w:lastRowFirstColumn="0" w:lastRowLastColumn="0"/>
             <w:tcW w:w="10154" w:type="dxa"/>
             <w:gridSpan w:val="4"/>
+            <w:tcMar/>
           </w:tcPr>
           <w:p>
             <w:pPr>
@@ -375,17 +376,42 @@
               <w:rPr>
                 <w:rFonts w:eastAsia="Calibri"/>
                 <w:b w:val="0"/>
-                <w:color w:val="auto"/>
-                <w:sz w:val="20"/>
-                <w:szCs w:val="20"/>
-              </w:rPr>
-              <w:t xml:space="preserve">Para sugerir este tipo de actividad tener presente equipo de Diseño Instruccional, que solo debe haber máximo doce opciones de pregunta y que cada campo tiene un límite de palabras permitidas para garantizar el </w:t>
+                <w:bCs w:val="0"/>
+                <w:color w:val="auto"/>
+                <w:sz w:val="20"/>
+                <w:szCs w:val="20"/>
+              </w:rPr>
+              <w:t xml:space="preserve">Para sugerir este tipo de actividad tener presente equipo de Diseño Instruccional, que solo debe haber máximo </w:t>
             </w:r>
             <w:r>
               <w:rPr>
                 <w:rFonts w:eastAsia="Calibri"/>
                 <w:b w:val="0"/>
-                <w:i/>
+                <w:bCs w:val="0"/>
+                <w:color w:val="auto"/>
+                <w:sz w:val="20"/>
+                <w:szCs w:val="20"/>
+              </w:rPr>
+              <w:t xml:space="preserve">veinte </w:t>
+            </w:r>
+            <w:r>
+              <w:rPr>
+                <w:rFonts w:eastAsia="Calibri"/>
+                <w:b w:val="0"/>
+                <w:bCs w:val="0"/>
+                <w:color w:val="auto"/>
+                <w:sz w:val="20"/>
+                <w:szCs w:val="20"/>
+              </w:rPr>
+              <w:t xml:space="preserve">opciones de pregunta y que cada campo tiene un límite de palabras permitidas para garantizar el </w:t>
+            </w:r>
+            <w:r>
+              <w:rPr>
+                <w:rFonts w:eastAsia="Calibri"/>
+                <w:b w:val="0"/>
+                <w:bCs w:val="0"/>
+                <w:i w:val="1"/>
+                <w:iCs w:val="1"/>
                 <w:color w:val="auto"/>
                 <w:sz w:val="20"/>
                 <w:szCs w:val="20"/>
@@ -396,6 +422,7 @@
               <w:rPr>
                 <w:rFonts w:eastAsia="Calibri"/>
                 <w:b w:val="0"/>
+                <w:bCs w:val="0"/>
                 <w:color w:val="auto"/>
                 <w:sz w:val="20"/>
                 <w:szCs w:val="20"/>
@@ -408,9 +435,9 @@
       <w:tr>
         <w:tc>
           <w:tcPr>
-            <w:cnfStyle w:val="001000000000" w:firstRow="0" w:lastRow="0" w:firstColumn="1" w:lastColumn="0" w:oddVBand="0" w:evenVBand="0" w:oddHBand="0" w:evenHBand="0" w:firstRowFirstColumn="0" w:firstRowLastColumn="0" w:lastRowFirstColumn="0" w:lastRowLastColumn="0"/>
             <w:tcW w:w="2534" w:type="dxa"/>
             <w:gridSpan w:val="2"/>
+            <w:tcMar/>
           </w:tcPr>
           <w:p>
             <w:pPr>
@@ -459,6 +486,7 @@
           <w:tcPr>
             <w:tcW w:w="7620" w:type="dxa"/>
             <w:gridSpan w:val="2"/>
+            <w:tcMar/>
           </w:tcPr>
           <w:p>
             <w:pPr>
@@ -573,9 +601,9 @@
         </w:trPr>
         <w:tc>
           <w:tcPr>
-            <w:cnfStyle w:val="001000000000" w:firstRow="0" w:lastRow="0" w:firstColumn="1" w:lastColumn="0" w:oddVBand="0" w:evenVBand="0" w:oddHBand="0" w:evenHBand="0" w:firstRowFirstColumn="0" w:firstRowLastColumn="0" w:lastRowFirstColumn="0" w:lastRowLastColumn="0"/>
             <w:tcW w:w="2534" w:type="dxa"/>
             <w:gridSpan w:val="2"/>
+            <w:tcMar/>
           </w:tcPr>
           <w:p>
             <w:pPr>
@@ -602,6 +630,7 @@
           <w:tcPr>
             <w:tcW w:w="7620" w:type="dxa"/>
             <w:gridSpan w:val="2"/>
+            <w:tcMar/>
           </w:tcPr>
           <w:p>
             <w:pPr>
@@ -638,10 +667,10 @@
       <w:tr>
         <w:tc>
           <w:tcPr>
-            <w:cnfStyle w:val="001000000000" w:firstRow="0" w:lastRow="0" w:firstColumn="1" w:lastColumn="0" w:oddVBand="0" w:evenVBand="0" w:oddHBand="0" w:evenHBand="0" w:firstRowFirstColumn="0" w:firstRowLastColumn="0" w:lastRowFirstColumn="0" w:lastRowLastColumn="0"/>
             <w:tcW w:w="2534" w:type="dxa"/>
             <w:gridSpan w:val="2"/>
             <w:shd w:val="clear" w:color="auto" w:fill="FBE5D5"/>
+            <w:tcMar/>
           </w:tcPr>
           <w:p>
             <w:pPr>
@@ -668,6 +697,7 @@
           <w:tcPr>
             <w:tcW w:w="7620" w:type="dxa"/>
             <w:gridSpan w:val="2"/>
+            <w:tcMar/>
           </w:tcPr>
           <w:p>
             <w:pPr>
@@ -699,9 +729,9 @@
         </w:trPr>
         <w:tc>
           <w:tcPr>
-            <w:cnfStyle w:val="001000000000" w:firstRow="0" w:lastRow="0" w:firstColumn="1" w:lastColumn="0" w:oddVBand="0" w:evenVBand="0" w:oddHBand="0" w:evenHBand="0" w:firstRowFirstColumn="0" w:firstRowLastColumn="0" w:lastRowFirstColumn="0" w:lastRowLastColumn="0"/>
             <w:tcW w:w="2534" w:type="dxa"/>
             <w:gridSpan w:val="2"/>
+            <w:tcMar/>
           </w:tcPr>
           <w:p>
             <w:pPr>
@@ -728,6 +758,7 @@
           <w:tcPr>
             <w:tcW w:w="7620" w:type="dxa"/>
             <w:gridSpan w:val="2"/>
+            <w:tcMar/>
           </w:tcPr>
           <w:p>
             <w:pPr>
@@ -759,10 +790,10 @@
         </w:trPr>
         <w:tc>
           <w:tcPr>
-            <w:cnfStyle w:val="001000000000" w:firstRow="0" w:lastRow="0" w:firstColumn="1" w:lastColumn="0" w:oddVBand="0" w:evenVBand="0" w:oddHBand="0" w:evenHBand="0" w:firstRowFirstColumn="0" w:firstRowLastColumn="0" w:lastRowFirstColumn="0" w:lastRowLastColumn="0"/>
             <w:tcW w:w="10154" w:type="dxa"/>
             <w:gridSpan w:val="4"/>
             <w:shd w:val="clear" w:color="auto" w:fill="FFE599"/>
+            <w:tcMar/>
           </w:tcPr>
           <w:p>
             <w:pPr>
@@ -793,9 +824,9 @@
         </w:trPr>
         <w:tc>
           <w:tcPr>
-            <w:cnfStyle w:val="001000000000" w:firstRow="0" w:lastRow="0" w:firstColumn="1" w:lastColumn="0" w:oddVBand="0" w:evenVBand="0" w:oddHBand="0" w:evenHBand="0" w:firstRowFirstColumn="0" w:firstRowLastColumn="0" w:lastRowFirstColumn="0" w:lastRowLastColumn="0"/>
             <w:tcW w:w="2534" w:type="dxa"/>
             <w:gridSpan w:val="2"/>
+            <w:tcMar/>
           </w:tcPr>
           <w:p>
             <w:pPr>
@@ -822,6 +853,7 @@
           <w:tcPr>
             <w:tcW w:w="7620" w:type="dxa"/>
             <w:gridSpan w:val="2"/>
+            <w:tcMar/>
           </w:tcPr>
           <w:p>
             <w:pPr>
@@ -857,8 +889,8 @@
         </w:trPr>
         <w:tc>
           <w:tcPr>
-            <w:cnfStyle w:val="001000000000" w:firstRow="0" w:lastRow="0" w:firstColumn="1" w:lastColumn="0" w:oddVBand="0" w:evenVBand="0" w:oddHBand="0" w:evenHBand="0" w:firstRowFirstColumn="0" w:firstRowLastColumn="0" w:lastRowFirstColumn="0" w:lastRowLastColumn="0"/>
             <w:tcW w:w="1267" w:type="dxa"/>
+            <w:tcMar/>
           </w:tcPr>
           <w:p>
             <w:pPr>
@@ -885,7 +917,8 @@
           <w:tcPr>
             <w:tcW w:w="6727" w:type="dxa"/>
             <w:gridSpan w:val="2"/>
-            <w:shd w:val="clear" w:color="auto" w:fill="FFFFFF"/>
+            <w:shd w:val="clear" w:color="auto" w:fill="FFFFFF" w:themeFill="background1"/>
+            <w:tcMar/>
           </w:tcPr>
           <w:p>
             <w:pPr>
@@ -919,7 +952,8 @@
         <w:tc>
           <w:tcPr>
             <w:tcW w:w="2160" w:type="dxa"/>
-            <w:shd w:val="clear" w:color="auto" w:fill="FFFFFF"/>
+            <w:shd w:val="clear" w:color="auto" w:fill="FFFFFF" w:themeFill="background1"/>
+            <w:tcMar/>
           </w:tcPr>
           <w:p>
             <w:pPr>
@@ -943,8 +977,8 @@
         </w:trPr>
         <w:tc>
           <w:tcPr>
-            <w:cnfStyle w:val="001000000000" w:firstRow="0" w:lastRow="0" w:firstColumn="1" w:lastColumn="0" w:oddVBand="0" w:evenVBand="0" w:oddHBand="0" w:evenHBand="0" w:firstRowFirstColumn="0" w:firstRowLastColumn="0" w:lastRowFirstColumn="0" w:lastRowLastColumn="0"/>
             <w:tcW w:w="1267" w:type="dxa"/>
+            <w:tcMar/>
           </w:tcPr>
           <w:p>
             <w:pPr>
@@ -971,7 +1005,8 @@
           <w:tcPr>
             <w:tcW w:w="6727" w:type="dxa"/>
             <w:gridSpan w:val="2"/>
-            <w:shd w:val="clear" w:color="auto" w:fill="FFFFFF"/>
+            <w:shd w:val="clear" w:color="auto" w:fill="FFFFFF" w:themeFill="background1"/>
+            <w:tcMar/>
           </w:tcPr>
           <w:p>
             <w:pPr>
@@ -1005,7 +1040,8 @@
         <w:tc>
           <w:tcPr>
             <w:tcW w:w="2160" w:type="dxa"/>
-            <w:shd w:val="clear" w:color="auto" w:fill="FFFFFF"/>
+            <w:shd w:val="clear" w:color="auto" w:fill="FFFFFF" w:themeFill="background1"/>
+            <w:tcMar/>
           </w:tcPr>
           <w:p>
             <w:pPr>
@@ -1037,8 +1073,8 @@
         </w:trPr>
         <w:tc>
           <w:tcPr>
-            <w:cnfStyle w:val="001000000000" w:firstRow="0" w:lastRow="0" w:firstColumn="1" w:lastColumn="0" w:oddVBand="0" w:evenVBand="0" w:oddHBand="0" w:evenHBand="0" w:firstRowFirstColumn="0" w:firstRowLastColumn="0" w:lastRowFirstColumn="0" w:lastRowLastColumn="0"/>
             <w:tcW w:w="1267" w:type="dxa"/>
+            <w:tcMar/>
           </w:tcPr>
           <w:p>
             <w:pPr>
@@ -1065,7 +1101,8 @@
           <w:tcPr>
             <w:tcW w:w="6727" w:type="dxa"/>
             <w:gridSpan w:val="2"/>
-            <w:shd w:val="clear" w:color="auto" w:fill="FFFFFF"/>
+            <w:shd w:val="clear" w:color="auto" w:fill="FFFFFF" w:themeFill="background1"/>
+            <w:tcMar/>
           </w:tcPr>
           <w:p>
             <w:pPr>
@@ -1099,7 +1136,8 @@
         <w:tc>
           <w:tcPr>
             <w:tcW w:w="2160" w:type="dxa"/>
-            <w:shd w:val="clear" w:color="auto" w:fill="FFFFFF"/>
+            <w:shd w:val="clear" w:color="auto" w:fill="FFFFFF" w:themeFill="background1"/>
+            <w:tcMar/>
           </w:tcPr>
           <w:p>
             <w:pPr>
@@ -1123,8 +1161,8 @@
         </w:trPr>
         <w:tc>
           <w:tcPr>
-            <w:cnfStyle w:val="001000000000" w:firstRow="0" w:lastRow="0" w:firstColumn="1" w:lastColumn="0" w:oddVBand="0" w:evenVBand="0" w:oddHBand="0" w:evenHBand="0" w:firstRowFirstColumn="0" w:firstRowLastColumn="0" w:lastRowFirstColumn="0" w:lastRowLastColumn="0"/>
             <w:tcW w:w="1267" w:type="dxa"/>
+            <w:tcMar/>
           </w:tcPr>
           <w:p>
             <w:pPr>
@@ -1151,7 +1189,8 @@
           <w:tcPr>
             <w:tcW w:w="6727" w:type="dxa"/>
             <w:gridSpan w:val="2"/>
-            <w:shd w:val="clear" w:color="auto" w:fill="FFFFFF"/>
+            <w:shd w:val="clear" w:color="auto" w:fill="FFFFFF" w:themeFill="background1"/>
+            <w:tcMar/>
           </w:tcPr>
           <w:p>
             <w:pPr>
@@ -1185,7 +1224,8 @@
         <w:tc>
           <w:tcPr>
             <w:tcW w:w="2160" w:type="dxa"/>
-            <w:shd w:val="clear" w:color="auto" w:fill="FFFFFF"/>
+            <w:shd w:val="clear" w:color="auto" w:fill="FFFFFF" w:themeFill="background1"/>
+            <w:tcMar/>
           </w:tcPr>
           <w:p>
             <w:pPr>
@@ -1208,10 +1248,10 @@
         </w:trPr>
         <w:tc>
           <w:tcPr>
-            <w:cnfStyle w:val="001000000000" w:firstRow="0" w:lastRow="0" w:firstColumn="1" w:lastColumn="0" w:oddVBand="0" w:evenVBand="0" w:oddHBand="0" w:evenHBand="0" w:firstRowFirstColumn="0" w:firstRowLastColumn="0" w:lastRowFirstColumn="0" w:lastRowLastColumn="0"/>
             <w:tcW w:w="2534" w:type="dxa"/>
             <w:gridSpan w:val="2"/>
             <w:shd w:val="clear" w:color="auto" w:fill="FBE5D5"/>
+            <w:tcMar/>
           </w:tcPr>
           <w:p>
             <w:pPr>
@@ -1238,7 +1278,8 @@
           <w:tcPr>
             <w:tcW w:w="7620" w:type="dxa"/>
             <w:gridSpan w:val="2"/>
-            <w:shd w:val="clear" w:color="auto" w:fill="FFFFFF"/>
+            <w:shd w:val="clear" w:color="auto" w:fill="FFFFFF" w:themeFill="background1"/>
+            <w:tcMar/>
           </w:tcPr>
           <w:p>
             <w:pPr>
@@ -1272,9 +1313,9 @@
         </w:trPr>
         <w:tc>
           <w:tcPr>
-            <w:cnfStyle w:val="001000000000" w:firstRow="0" w:lastRow="0" w:firstColumn="1" w:lastColumn="0" w:oddVBand="0" w:evenVBand="0" w:oddHBand="0" w:evenHBand="0" w:firstRowFirstColumn="0" w:firstRowLastColumn="0" w:lastRowFirstColumn="0" w:lastRowLastColumn="0"/>
             <w:tcW w:w="2534" w:type="dxa"/>
             <w:gridSpan w:val="2"/>
+            <w:tcMar/>
           </w:tcPr>
           <w:p>
             <w:pPr>
@@ -1301,7 +1342,8 @@
           <w:tcPr>
             <w:tcW w:w="7620" w:type="dxa"/>
             <w:gridSpan w:val="2"/>
-            <w:shd w:val="clear" w:color="auto" w:fill="FFFFFF"/>
+            <w:shd w:val="clear" w:color="auto" w:fill="FFFFFF" w:themeFill="background1"/>
+            <w:tcMar/>
           </w:tcPr>
           <w:p>
             <w:pPr>
@@ -1333,10 +1375,10 @@
         </w:trPr>
         <w:tc>
           <w:tcPr>
-            <w:cnfStyle w:val="001000000000" w:firstRow="0" w:lastRow="0" w:firstColumn="1" w:lastColumn="0" w:oddVBand="0" w:evenVBand="0" w:oddHBand="0" w:evenHBand="0" w:firstRowFirstColumn="0" w:firstRowLastColumn="0" w:lastRowFirstColumn="0" w:lastRowLastColumn="0"/>
             <w:tcW w:w="2534" w:type="dxa"/>
             <w:gridSpan w:val="2"/>
             <w:shd w:val="clear" w:color="auto" w:fill="FBE5D5"/>
+            <w:tcMar/>
           </w:tcPr>
           <w:p>
             <w:pPr>
@@ -1364,6 +1406,7 @@
             <w:tcW w:w="7620" w:type="dxa"/>
             <w:gridSpan w:val="2"/>
             <w:shd w:val="clear" w:color="auto" w:fill="FBE5D5"/>
+            <w:tcMar/>
           </w:tcPr>
           <w:p>
             <w:pPr>
@@ -1402,8 +1445,8 @@
         </w:trPr>
         <w:tc>
           <w:tcPr>
-            <w:cnfStyle w:val="001000000000" w:firstRow="0" w:lastRow="0" w:firstColumn="1" w:lastColumn="0" w:oddVBand="0" w:evenVBand="0" w:oddHBand="0" w:evenHBand="0" w:firstRowFirstColumn="0" w:firstRowLastColumn="0" w:lastRowFirstColumn="0" w:lastRowLastColumn="0"/>
             <w:tcW w:w="1267" w:type="dxa"/>
+            <w:tcMar/>
           </w:tcPr>
           <w:p>
             <w:pPr>
@@ -1430,6 +1473,7 @@
           <w:tcPr>
             <w:tcW w:w="6727" w:type="dxa"/>
             <w:gridSpan w:val="2"/>
+            <w:tcMar/>
           </w:tcPr>
           <w:p>
             <w:pPr>
@@ -1463,6 +1507,7 @@
         <w:tc>
           <w:tcPr>
             <w:tcW w:w="2160" w:type="dxa"/>
+            <w:tcMar/>
           </w:tcPr>
           <w:p>
             <w:pPr>
@@ -1485,8 +1530,8 @@
         </w:trPr>
         <w:tc>
           <w:tcPr>
-            <w:cnfStyle w:val="001000000000" w:firstRow="0" w:lastRow="0" w:firstColumn="1" w:lastColumn="0" w:oddVBand="0" w:evenVBand="0" w:oddHBand="0" w:evenHBand="0" w:firstRowFirstColumn="0" w:firstRowLastColumn="0" w:lastRowFirstColumn="0" w:lastRowLastColumn="0"/>
             <w:tcW w:w="1267" w:type="dxa"/>
+            <w:tcMar/>
           </w:tcPr>
           <w:p>
             <w:pPr>
@@ -1513,6 +1558,7 @@
           <w:tcPr>
             <w:tcW w:w="6727" w:type="dxa"/>
             <w:gridSpan w:val="2"/>
+            <w:tcMar/>
           </w:tcPr>
           <w:p>
             <w:pPr>
@@ -1546,6 +1592,7 @@
         <w:tc>
           <w:tcPr>
             <w:tcW w:w="2160" w:type="dxa"/>
+            <w:tcMar/>
           </w:tcPr>
           <w:p>
             <w:pPr>
@@ -1569,8 +1616,8 @@
         </w:trPr>
         <w:tc>
           <w:tcPr>
-            <w:cnfStyle w:val="001000000000" w:firstRow="0" w:lastRow="0" w:firstColumn="1" w:lastColumn="0" w:oddVBand="0" w:evenVBand="0" w:oddHBand="0" w:evenHBand="0" w:firstRowFirstColumn="0" w:firstRowLastColumn="0" w:lastRowFirstColumn="0" w:lastRowLastColumn="0"/>
             <w:tcW w:w="1267" w:type="dxa"/>
+            <w:tcMar/>
           </w:tcPr>
           <w:p>
             <w:pPr>
@@ -1597,6 +1644,7 @@
           <w:tcPr>
             <w:tcW w:w="6727" w:type="dxa"/>
             <w:gridSpan w:val="2"/>
+            <w:tcMar/>
           </w:tcPr>
           <w:p>
             <w:pPr>
@@ -1630,6 +1678,7 @@
         <w:tc>
           <w:tcPr>
             <w:tcW w:w="2160" w:type="dxa"/>
+            <w:tcMar/>
           </w:tcPr>
           <w:p>
             <w:pPr>
@@ -1661,8 +1710,8 @@
         </w:trPr>
         <w:tc>
           <w:tcPr>
-            <w:cnfStyle w:val="001000000000" w:firstRow="0" w:lastRow="0" w:firstColumn="1" w:lastColumn="0" w:oddVBand="0" w:evenVBand="0" w:oddHBand="0" w:evenHBand="0" w:firstRowFirstColumn="0" w:firstRowLastColumn="0" w:lastRowFirstColumn="0" w:lastRowLastColumn="0"/>
             <w:tcW w:w="1267" w:type="dxa"/>
+            <w:tcMar/>
           </w:tcPr>
           <w:p>
             <w:pPr>
@@ -1689,6 +1738,7 @@
           <w:tcPr>
             <w:tcW w:w="6727" w:type="dxa"/>
             <w:gridSpan w:val="2"/>
+            <w:tcMar/>
           </w:tcPr>
           <w:p>
             <w:pPr>
@@ -1722,6 +1772,7 @@
         <w:tc>
           <w:tcPr>
             <w:tcW w:w="2160" w:type="dxa"/>
+            <w:tcMar/>
           </w:tcPr>
           <w:p>
             <w:pPr>
@@ -1745,9 +1796,9 @@
         </w:trPr>
         <w:tc>
           <w:tcPr>
-            <w:cnfStyle w:val="001000000000" w:firstRow="0" w:lastRow="0" w:firstColumn="1" w:lastColumn="0" w:oddVBand="0" w:evenVBand="0" w:oddHBand="0" w:evenHBand="0" w:firstRowFirstColumn="0" w:firstRowLastColumn="0" w:lastRowFirstColumn="0" w:lastRowLastColumn="0"/>
             <w:tcW w:w="2534" w:type="dxa"/>
             <w:gridSpan w:val="2"/>
+            <w:tcMar/>
           </w:tcPr>
           <w:p>
             <w:pPr>
@@ -1775,7 +1826,8 @@
           <w:tcPr>
             <w:tcW w:w="7620" w:type="dxa"/>
             <w:gridSpan w:val="2"/>
-            <w:shd w:val="clear" w:color="auto" w:fill="FFFFFF"/>
+            <w:shd w:val="clear" w:color="auto" w:fill="FFFFFF" w:themeFill="background1"/>
+            <w:tcMar/>
           </w:tcPr>
           <w:p>
             <w:pPr>
@@ -1808,10 +1860,10 @@
         </w:trPr>
         <w:tc>
           <w:tcPr>
-            <w:cnfStyle w:val="001000000000" w:firstRow="0" w:lastRow="0" w:firstColumn="1" w:lastColumn="0" w:oddVBand="0" w:evenVBand="0" w:oddHBand="0" w:evenHBand="0" w:firstRowFirstColumn="0" w:firstRowLastColumn="0" w:lastRowFirstColumn="0" w:lastRowLastColumn="0"/>
             <w:tcW w:w="2534" w:type="dxa"/>
             <w:gridSpan w:val="2"/>
             <w:shd w:val="clear" w:color="auto" w:fill="FBE5D5"/>
+            <w:tcMar/>
           </w:tcPr>
           <w:p>
             <w:pPr>
@@ -1838,7 +1890,8 @@
           <w:tcPr>
             <w:tcW w:w="7620" w:type="dxa"/>
             <w:gridSpan w:val="2"/>
-            <w:shd w:val="clear" w:color="auto" w:fill="FFFFFF"/>
+            <w:shd w:val="clear" w:color="auto" w:fill="FFFFFF" w:themeFill="background1"/>
+            <w:tcMar/>
           </w:tcPr>
           <w:p>
             <w:pPr>
@@ -1871,9 +1924,9 @@
         </w:trPr>
         <w:tc>
           <w:tcPr>
-            <w:cnfStyle w:val="001000000000" w:firstRow="0" w:lastRow="0" w:firstColumn="1" w:lastColumn="0" w:oddVBand="0" w:evenVBand="0" w:oddHBand="0" w:evenHBand="0" w:firstRowFirstColumn="0" w:firstRowLastColumn="0" w:lastRowFirstColumn="0" w:lastRowLastColumn="0"/>
             <w:tcW w:w="2534" w:type="dxa"/>
             <w:gridSpan w:val="2"/>
+            <w:tcMar/>
           </w:tcPr>
           <w:p>
             <w:pPr>
@@ -1900,6 +1953,7 @@
           <w:tcPr>
             <w:tcW w:w="7620" w:type="dxa"/>
             <w:gridSpan w:val="2"/>
+            <w:tcMar/>
           </w:tcPr>
           <w:p>
             <w:pPr>
@@ -1934,8 +1988,8 @@
         </w:trPr>
         <w:tc>
           <w:tcPr>
-            <w:cnfStyle w:val="001000000000" w:firstRow="0" w:lastRow="0" w:firstColumn="1" w:lastColumn="0" w:oddVBand="0" w:evenVBand="0" w:oddHBand="0" w:evenHBand="0" w:firstRowFirstColumn="0" w:firstRowLastColumn="0" w:lastRowFirstColumn="0" w:lastRowLastColumn="0"/>
             <w:tcW w:w="1267" w:type="dxa"/>
+            <w:tcMar/>
           </w:tcPr>
           <w:p>
             <w:pPr>
@@ -1962,6 +2016,7 @@
           <w:tcPr>
             <w:tcW w:w="6727" w:type="dxa"/>
             <w:gridSpan w:val="2"/>
+            <w:tcMar/>
           </w:tcPr>
           <w:p>
             <w:pPr>
@@ -1987,6 +2042,7 @@
         <w:tc>
           <w:tcPr>
             <w:tcW w:w="2160" w:type="dxa"/>
+            <w:tcMar/>
           </w:tcPr>
           <w:p>
             <w:pPr>
@@ -2010,8 +2066,8 @@
         </w:trPr>
         <w:tc>
           <w:tcPr>
-            <w:cnfStyle w:val="001000000000" w:firstRow="0" w:lastRow="0" w:firstColumn="1" w:lastColumn="0" w:oddVBand="0" w:evenVBand="0" w:oddHBand="0" w:evenHBand="0" w:firstRowFirstColumn="0" w:firstRowLastColumn="0" w:lastRowFirstColumn="0" w:lastRowLastColumn="0"/>
             <w:tcW w:w="1267" w:type="dxa"/>
+            <w:tcMar/>
           </w:tcPr>
           <w:p>
             <w:pPr>
@@ -2038,6 +2094,7 @@
           <w:tcPr>
             <w:tcW w:w="6727" w:type="dxa"/>
             <w:gridSpan w:val="2"/>
+            <w:tcMar/>
           </w:tcPr>
           <w:p>
             <w:pPr>
@@ -2063,6 +2120,7 @@
         <w:tc>
           <w:tcPr>
             <w:tcW w:w="2160" w:type="dxa"/>
+            <w:tcMar/>
           </w:tcPr>
           <w:p>
             <w:pPr>
@@ -2085,8 +2143,8 @@
         </w:trPr>
         <w:tc>
           <w:tcPr>
-            <w:cnfStyle w:val="001000000000" w:firstRow="0" w:lastRow="0" w:firstColumn="1" w:lastColumn="0" w:oddVBand="0" w:evenVBand="0" w:oddHBand="0" w:evenHBand="0" w:firstRowFirstColumn="0" w:firstRowLastColumn="0" w:lastRowFirstColumn="0" w:lastRowLastColumn="0"/>
             <w:tcW w:w="1267" w:type="dxa"/>
+            <w:tcMar/>
           </w:tcPr>
           <w:p>
             <w:pPr>
@@ -2113,6 +2171,7 @@
           <w:tcPr>
             <w:tcW w:w="6727" w:type="dxa"/>
             <w:gridSpan w:val="2"/>
+            <w:tcMar/>
           </w:tcPr>
           <w:p>
             <w:pPr>
@@ -2138,6 +2197,7 @@
         <w:tc>
           <w:tcPr>
             <w:tcW w:w="2160" w:type="dxa"/>
+            <w:tcMar/>
           </w:tcPr>
           <w:p>
             <w:pPr>
@@ -2161,8 +2221,8 @@
         </w:trPr>
         <w:tc>
           <w:tcPr>
-            <w:cnfStyle w:val="001000000000" w:firstRow="0" w:lastRow="0" w:firstColumn="1" w:lastColumn="0" w:oddVBand="0" w:evenVBand="0" w:oddHBand="0" w:evenHBand="0" w:firstRowFirstColumn="0" w:firstRowLastColumn="0" w:lastRowFirstColumn="0" w:lastRowLastColumn="0"/>
             <w:tcW w:w="1267" w:type="dxa"/>
+            <w:tcMar/>
           </w:tcPr>
           <w:p>
             <w:pPr>
@@ -2189,6 +2249,7 @@
           <w:tcPr>
             <w:tcW w:w="6727" w:type="dxa"/>
             <w:gridSpan w:val="2"/>
+            <w:tcMar/>
           </w:tcPr>
           <w:p>
             <w:pPr>
@@ -2214,6 +2275,7 @@
         <w:tc>
           <w:tcPr>
             <w:tcW w:w="2160" w:type="dxa"/>
+            <w:tcMar/>
           </w:tcPr>
           <w:p>
             <w:pPr>
@@ -2245,10 +2307,10 @@
         </w:trPr>
         <w:tc>
           <w:tcPr>
-            <w:cnfStyle w:val="001000000000" w:firstRow="0" w:lastRow="0" w:firstColumn="1" w:lastColumn="0" w:oddVBand="0" w:evenVBand="0" w:oddHBand="0" w:evenHBand="0" w:firstRowFirstColumn="0" w:firstRowLastColumn="0" w:lastRowFirstColumn="0" w:lastRowLastColumn="0"/>
             <w:tcW w:w="2534" w:type="dxa"/>
             <w:gridSpan w:val="2"/>
             <w:shd w:val="clear" w:color="auto" w:fill="FBE5D5"/>
+            <w:tcMar/>
           </w:tcPr>
           <w:p>
             <w:pPr>
@@ -2275,7 +2337,8 @@
           <w:tcPr>
             <w:tcW w:w="7620" w:type="dxa"/>
             <w:gridSpan w:val="2"/>
-            <w:shd w:val="clear" w:color="auto" w:fill="FFFFFF"/>
+            <w:shd w:val="clear" w:color="auto" w:fill="FFFFFF" w:themeFill="background1"/>
+            <w:tcMar/>
           </w:tcPr>
           <w:p>
             <w:pPr>
@@ -2309,9 +2372,9 @@
         </w:trPr>
         <w:tc>
           <w:tcPr>
-            <w:cnfStyle w:val="001000000000" w:firstRow="0" w:lastRow="0" w:firstColumn="1" w:lastColumn="0" w:oddVBand="0" w:evenVBand="0" w:oddHBand="0" w:evenHBand="0" w:firstRowFirstColumn="0" w:firstRowLastColumn="0" w:lastRowFirstColumn="0" w:lastRowLastColumn="0"/>
             <w:tcW w:w="2534" w:type="dxa"/>
             <w:gridSpan w:val="2"/>
+            <w:tcMar/>
           </w:tcPr>
           <w:p>
             <w:pPr>
@@ -2338,7 +2401,8 @@
           <w:tcPr>
             <w:tcW w:w="7620" w:type="dxa"/>
             <w:gridSpan w:val="2"/>
-            <w:shd w:val="clear" w:color="auto" w:fill="FFFFFF"/>
+            <w:shd w:val="clear" w:color="auto" w:fill="FFFFFF" w:themeFill="background1"/>
+            <w:tcMar/>
           </w:tcPr>
           <w:p>
             <w:pPr>
@@ -2370,10 +2434,10 @@
         </w:trPr>
         <w:tc>
           <w:tcPr>
-            <w:cnfStyle w:val="001000000000" w:firstRow="0" w:lastRow="0" w:firstColumn="1" w:lastColumn="0" w:oddVBand="0" w:evenVBand="0" w:oddHBand="0" w:evenHBand="0" w:firstRowFirstColumn="0" w:firstRowLastColumn="0" w:lastRowFirstColumn="0" w:lastRowLastColumn="0"/>
             <w:tcW w:w="2534" w:type="dxa"/>
             <w:gridSpan w:val="2"/>
             <w:shd w:val="clear" w:color="auto" w:fill="FBE5D5"/>
+            <w:tcMar/>
           </w:tcPr>
           <w:p>
             <w:pPr>
@@ -2401,6 +2465,7 @@
             <w:tcW w:w="7620" w:type="dxa"/>
             <w:gridSpan w:val="2"/>
             <w:shd w:val="clear" w:color="auto" w:fill="FBE5D5"/>
+            <w:tcMar/>
           </w:tcPr>
           <w:p>
             <w:pPr>
@@ -2436,8 +2501,8 @@
         </w:trPr>
         <w:tc>
           <w:tcPr>
-            <w:cnfStyle w:val="001000000000" w:firstRow="0" w:lastRow="0" w:firstColumn="1" w:lastColumn="0" w:oddVBand="0" w:evenVBand="0" w:oddHBand="0" w:evenHBand="0" w:firstRowFirstColumn="0" w:firstRowLastColumn="0" w:lastRowFirstColumn="0" w:lastRowLastColumn="0"/>
             <w:tcW w:w="1267" w:type="dxa"/>
+            <w:tcMar/>
           </w:tcPr>
           <w:p>
             <w:pPr>
@@ -2464,7 +2529,8 @@
           <w:tcPr>
             <w:tcW w:w="6727" w:type="dxa"/>
             <w:gridSpan w:val="2"/>
-            <w:shd w:val="clear" w:color="auto" w:fill="FFFFFF"/>
+            <w:shd w:val="clear" w:color="auto" w:fill="FFFFFF" w:themeFill="background1"/>
+            <w:tcMar/>
           </w:tcPr>
           <w:p>
             <w:pPr>
@@ -2490,7 +2556,8 @@
         <w:tc>
           <w:tcPr>
             <w:tcW w:w="2160" w:type="dxa"/>
-            <w:shd w:val="clear" w:color="auto" w:fill="FFFFFF"/>
+            <w:shd w:val="clear" w:color="auto" w:fill="FFFFFF" w:themeFill="background1"/>
+            <w:tcMar/>
           </w:tcPr>
           <w:p>
             <w:pPr>
@@ -2513,8 +2580,8 @@
         </w:trPr>
         <w:tc>
           <w:tcPr>
-            <w:cnfStyle w:val="001000000000" w:firstRow="0" w:lastRow="0" w:firstColumn="1" w:lastColumn="0" w:oddVBand="0" w:evenVBand="0" w:oddHBand="0" w:evenHBand="0" w:firstRowFirstColumn="0" w:firstRowLastColumn="0" w:lastRowFirstColumn="0" w:lastRowLastColumn="0"/>
             <w:tcW w:w="1267" w:type="dxa"/>
+            <w:tcMar/>
           </w:tcPr>
           <w:p>
             <w:pPr>
@@ -2541,7 +2608,8 @@
           <w:tcPr>
             <w:tcW w:w="6727" w:type="dxa"/>
             <w:gridSpan w:val="2"/>
-            <w:shd w:val="clear" w:color="auto" w:fill="FFFFFF"/>
+            <w:shd w:val="clear" w:color="auto" w:fill="FFFFFF" w:themeFill="background1"/>
+            <w:tcMar/>
           </w:tcPr>
           <w:p>
             <w:pPr>
@@ -2567,7 +2635,8 @@
         <w:tc>
           <w:tcPr>
             <w:tcW w:w="2160" w:type="dxa"/>
-            <w:shd w:val="clear" w:color="auto" w:fill="FFFFFF"/>
+            <w:shd w:val="clear" w:color="auto" w:fill="FFFFFF" w:themeFill="background1"/>
+            <w:tcMar/>
           </w:tcPr>
           <w:p>
             <w:pPr>
@@ -2591,8 +2660,8 @@
         </w:trPr>
         <w:tc>
           <w:tcPr>
-            <w:cnfStyle w:val="001000000000" w:firstRow="0" w:lastRow="0" w:firstColumn="1" w:lastColumn="0" w:oddVBand="0" w:evenVBand="0" w:oddHBand="0" w:evenHBand="0" w:firstRowFirstColumn="0" w:firstRowLastColumn="0" w:lastRowFirstColumn="0" w:lastRowLastColumn="0"/>
             <w:tcW w:w="1267" w:type="dxa"/>
+            <w:tcMar/>
           </w:tcPr>
           <w:p>
             <w:pPr>
@@ -2619,7 +2688,8 @@
           <w:tcPr>
             <w:tcW w:w="6727" w:type="dxa"/>
             <w:gridSpan w:val="2"/>
-            <w:shd w:val="clear" w:color="auto" w:fill="FFFFFF"/>
+            <w:shd w:val="clear" w:color="auto" w:fill="FFFFFF" w:themeFill="background1"/>
+            <w:tcMar/>
           </w:tcPr>
           <w:p>
             <w:pPr>
@@ -2645,7 +2715,8 @@
         <w:tc>
           <w:tcPr>
             <w:tcW w:w="2160" w:type="dxa"/>
-            <w:shd w:val="clear" w:color="auto" w:fill="FFFFFF"/>
+            <w:shd w:val="clear" w:color="auto" w:fill="FFFFFF" w:themeFill="background1"/>
+            <w:tcMar/>
           </w:tcPr>
           <w:p>
             <w:pPr>
@@ -2677,8 +2748,8 @@
         </w:trPr>
         <w:tc>
           <w:tcPr>
-            <w:cnfStyle w:val="001000000000" w:firstRow="0" w:lastRow="0" w:firstColumn="1" w:lastColumn="0" w:oddVBand="0" w:evenVBand="0" w:oddHBand="0" w:evenHBand="0" w:firstRowFirstColumn="0" w:firstRowLastColumn="0" w:lastRowFirstColumn="0" w:lastRowLastColumn="0"/>
             <w:tcW w:w="1267" w:type="dxa"/>
+            <w:tcMar/>
           </w:tcPr>
           <w:p>
             <w:pPr>
@@ -2705,7 +2776,8 @@
           <w:tcPr>
             <w:tcW w:w="6727" w:type="dxa"/>
             <w:gridSpan w:val="2"/>
-            <w:shd w:val="clear" w:color="auto" w:fill="FFFFFF"/>
+            <w:shd w:val="clear" w:color="auto" w:fill="FFFFFF" w:themeFill="background1"/>
+            <w:tcMar/>
           </w:tcPr>
           <w:p>
             <w:pPr>
@@ -2731,7 +2803,8 @@
         <w:tc>
           <w:tcPr>
             <w:tcW w:w="2160" w:type="dxa"/>
-            <w:shd w:val="clear" w:color="auto" w:fill="FFFFFF"/>
+            <w:shd w:val="clear" w:color="auto" w:fill="FFFFFF" w:themeFill="background1"/>
+            <w:tcMar/>
           </w:tcPr>
           <w:p>
             <w:pPr>
@@ -2755,9 +2828,9 @@
         </w:trPr>
         <w:tc>
           <w:tcPr>
-            <w:cnfStyle w:val="001000000000" w:firstRow="0" w:lastRow="0" w:firstColumn="1" w:lastColumn="0" w:oddVBand="0" w:evenVBand="0" w:oddHBand="0" w:evenHBand="0" w:firstRowFirstColumn="0" w:firstRowLastColumn="0" w:lastRowFirstColumn="0" w:lastRowLastColumn="0"/>
             <w:tcW w:w="2534" w:type="dxa"/>
             <w:gridSpan w:val="2"/>
+            <w:tcMar/>
           </w:tcPr>
           <w:p>
             <w:pPr>
@@ -2784,7 +2857,8 @@
           <w:tcPr>
             <w:tcW w:w="7620" w:type="dxa"/>
             <w:gridSpan w:val="2"/>
-            <w:shd w:val="clear" w:color="auto" w:fill="FFFFFF"/>
+            <w:shd w:val="clear" w:color="auto" w:fill="FFFFFF" w:themeFill="background1"/>
+            <w:tcMar/>
           </w:tcPr>
           <w:p>
             <w:pPr>
@@ -2817,10 +2891,10 @@
         </w:trPr>
         <w:tc>
           <w:tcPr>
-            <w:cnfStyle w:val="001000000000" w:firstRow="0" w:lastRow="0" w:firstColumn="1" w:lastColumn="0" w:oddVBand="0" w:evenVBand="0" w:oddHBand="0" w:evenHBand="0" w:firstRowFirstColumn="0" w:firstRowLastColumn="0" w:lastRowFirstColumn="0" w:lastRowLastColumn="0"/>
             <w:tcW w:w="2534" w:type="dxa"/>
             <w:gridSpan w:val="2"/>
             <w:shd w:val="clear" w:color="auto" w:fill="FBE5D5"/>
+            <w:tcMar/>
           </w:tcPr>
           <w:p>
             <w:pPr>
@@ -2847,7 +2921,8 @@
           <w:tcPr>
             <w:tcW w:w="7620" w:type="dxa"/>
             <w:gridSpan w:val="2"/>
-            <w:shd w:val="clear" w:color="auto" w:fill="FFFFFF"/>
+            <w:shd w:val="clear" w:color="auto" w:fill="FFFFFF" w:themeFill="background1"/>
+            <w:tcMar/>
           </w:tcPr>
           <w:p>
             <w:pPr>
@@ -2880,9 +2955,9 @@
         </w:trPr>
         <w:tc>
           <w:tcPr>
-            <w:cnfStyle w:val="001000000000" w:firstRow="0" w:lastRow="0" w:firstColumn="1" w:lastColumn="0" w:oddVBand="0" w:evenVBand="0" w:oddHBand="0" w:evenHBand="0" w:firstRowFirstColumn="0" w:firstRowLastColumn="0" w:lastRowFirstColumn="0" w:lastRowLastColumn="0"/>
             <w:tcW w:w="2534" w:type="dxa"/>
             <w:gridSpan w:val="2"/>
+            <w:tcMar/>
           </w:tcPr>
           <w:p>
             <w:pPr>
@@ -2909,6 +2984,7 @@
           <w:tcPr>
             <w:tcW w:w="7620" w:type="dxa"/>
             <w:gridSpan w:val="2"/>
+            <w:tcMar/>
           </w:tcPr>
           <w:p>
             <w:pPr>
@@ -2943,8 +3019,8 @@
         </w:trPr>
         <w:tc>
           <w:tcPr>
-            <w:cnfStyle w:val="001000000000" w:firstRow="0" w:lastRow="0" w:firstColumn="1" w:lastColumn="0" w:oddVBand="0" w:evenVBand="0" w:oddHBand="0" w:evenHBand="0" w:firstRowFirstColumn="0" w:firstRowLastColumn="0" w:lastRowFirstColumn="0" w:lastRowLastColumn="0"/>
             <w:tcW w:w="1267" w:type="dxa"/>
+            <w:tcMar/>
           </w:tcPr>
           <w:p>
             <w:pPr>
@@ -2971,7 +3047,8 @@
           <w:tcPr>
             <w:tcW w:w="6727" w:type="dxa"/>
             <w:gridSpan w:val="2"/>
-            <w:shd w:val="clear" w:color="auto" w:fill="FFFFFF"/>
+            <w:shd w:val="clear" w:color="auto" w:fill="FFFFFF" w:themeFill="background1"/>
+            <w:tcMar/>
           </w:tcPr>
           <w:p>
             <w:pPr>
@@ -2997,7 +3074,8 @@
         <w:tc>
           <w:tcPr>
             <w:tcW w:w="2160" w:type="dxa"/>
-            <w:shd w:val="clear" w:color="auto" w:fill="FFFFFF"/>
+            <w:shd w:val="clear" w:color="auto" w:fill="FFFFFF" w:themeFill="background1"/>
+            <w:tcMar/>
           </w:tcPr>
           <w:p>
             <w:pPr>
@@ -3030,8 +3108,8 @@
         </w:trPr>
         <w:tc>
           <w:tcPr>
-            <w:cnfStyle w:val="001000000000" w:firstRow="0" w:lastRow="0" w:firstColumn="1" w:lastColumn="0" w:oddVBand="0" w:evenVBand="0" w:oddHBand="0" w:evenHBand="0" w:firstRowFirstColumn="0" w:firstRowLastColumn="0" w:lastRowFirstColumn="0" w:lastRowLastColumn="0"/>
             <w:tcW w:w="1267" w:type="dxa"/>
+            <w:tcMar/>
           </w:tcPr>
           <w:p>
             <w:pPr>
@@ -3058,7 +3136,8 @@
           <w:tcPr>
             <w:tcW w:w="6727" w:type="dxa"/>
             <w:gridSpan w:val="2"/>
-            <w:shd w:val="clear" w:color="auto" w:fill="FFFFFF"/>
+            <w:shd w:val="clear" w:color="auto" w:fill="FFFFFF" w:themeFill="background1"/>
+            <w:tcMar/>
           </w:tcPr>
           <w:p>
             <w:pPr>
@@ -3084,7 +3163,8 @@
         <w:tc>
           <w:tcPr>
             <w:tcW w:w="2160" w:type="dxa"/>
-            <w:shd w:val="clear" w:color="auto" w:fill="FFFFFF"/>
+            <w:shd w:val="clear" w:color="auto" w:fill="FFFFFF" w:themeFill="background1"/>
+            <w:tcMar/>
           </w:tcPr>
           <w:p>
             <w:pPr>
@@ -3107,8 +3187,8 @@
         </w:trPr>
         <w:tc>
           <w:tcPr>
-            <w:cnfStyle w:val="001000000000" w:firstRow="0" w:lastRow="0" w:firstColumn="1" w:lastColumn="0" w:oddVBand="0" w:evenVBand="0" w:oddHBand="0" w:evenHBand="0" w:firstRowFirstColumn="0" w:firstRowLastColumn="0" w:lastRowFirstColumn="0" w:lastRowLastColumn="0"/>
             <w:tcW w:w="1267" w:type="dxa"/>
+            <w:tcMar/>
           </w:tcPr>
           <w:p>
             <w:pPr>
@@ -3135,7 +3215,8 @@
           <w:tcPr>
             <w:tcW w:w="6727" w:type="dxa"/>
             <w:gridSpan w:val="2"/>
-            <w:shd w:val="clear" w:color="auto" w:fill="FFFFFF"/>
+            <w:shd w:val="clear" w:color="auto" w:fill="FFFFFF" w:themeFill="background1"/>
+            <w:tcMar/>
           </w:tcPr>
           <w:p>
             <w:pPr>
@@ -3161,7 +3242,8 @@
         <w:tc>
           <w:tcPr>
             <w:tcW w:w="2160" w:type="dxa"/>
-            <w:shd w:val="clear" w:color="auto" w:fill="FFFFFF"/>
+            <w:shd w:val="clear" w:color="auto" w:fill="FFFFFF" w:themeFill="background1"/>
+            <w:tcMar/>
           </w:tcPr>
           <w:p>
             <w:pPr>
@@ -3185,8 +3267,8 @@
         </w:trPr>
         <w:tc>
           <w:tcPr>
-            <w:cnfStyle w:val="001000000000" w:firstRow="0" w:lastRow="0" w:firstColumn="1" w:lastColumn="0" w:oddVBand="0" w:evenVBand="0" w:oddHBand="0" w:evenHBand="0" w:firstRowFirstColumn="0" w:firstRowLastColumn="0" w:lastRowFirstColumn="0" w:lastRowLastColumn="0"/>
             <w:tcW w:w="1267" w:type="dxa"/>
+            <w:tcMar/>
           </w:tcPr>
           <w:p>
             <w:pPr>
@@ -3213,7 +3295,8 @@
           <w:tcPr>
             <w:tcW w:w="6727" w:type="dxa"/>
             <w:gridSpan w:val="2"/>
-            <w:shd w:val="clear" w:color="auto" w:fill="FFFFFF"/>
+            <w:shd w:val="clear" w:color="auto" w:fill="FFFFFF" w:themeFill="background1"/>
+            <w:tcMar/>
           </w:tcPr>
           <w:p>
             <w:pPr>
@@ -3239,7 +3322,8 @@
         <w:tc>
           <w:tcPr>
             <w:tcW w:w="2160" w:type="dxa"/>
-            <w:shd w:val="clear" w:color="auto" w:fill="FFFFFF"/>
+            <w:shd w:val="clear" w:color="auto" w:fill="FFFFFF" w:themeFill="background1"/>
+            <w:tcMar/>
           </w:tcPr>
           <w:p>
             <w:pPr>
@@ -3262,10 +3346,10 @@
         </w:trPr>
         <w:tc>
           <w:tcPr>
-            <w:cnfStyle w:val="001000000000" w:firstRow="0" w:lastRow="0" w:firstColumn="1" w:lastColumn="0" w:oddVBand="0" w:evenVBand="0" w:oddHBand="0" w:evenHBand="0" w:firstRowFirstColumn="0" w:firstRowLastColumn="0" w:lastRowFirstColumn="0" w:lastRowLastColumn="0"/>
             <w:tcW w:w="2534" w:type="dxa"/>
             <w:gridSpan w:val="2"/>
             <w:shd w:val="clear" w:color="auto" w:fill="FBE5D5"/>
+            <w:tcMar/>
           </w:tcPr>
           <w:p>
             <w:pPr>
@@ -3292,7 +3376,8 @@
           <w:tcPr>
             <w:tcW w:w="7620" w:type="dxa"/>
             <w:gridSpan w:val="2"/>
-            <w:shd w:val="clear" w:color="auto" w:fill="FFFFFF"/>
+            <w:shd w:val="clear" w:color="auto" w:fill="FFFFFF" w:themeFill="background1"/>
+            <w:tcMar/>
           </w:tcPr>
           <w:p>
             <w:pPr>
@@ -3326,9 +3411,9 @@
         </w:trPr>
         <w:tc>
           <w:tcPr>
-            <w:cnfStyle w:val="001000000000" w:firstRow="0" w:lastRow="0" w:firstColumn="1" w:lastColumn="0" w:oddVBand="0" w:evenVBand="0" w:oddHBand="0" w:evenHBand="0" w:firstRowFirstColumn="0" w:firstRowLastColumn="0" w:lastRowFirstColumn="0" w:lastRowLastColumn="0"/>
             <w:tcW w:w="2534" w:type="dxa"/>
             <w:gridSpan w:val="2"/>
+            <w:tcMar/>
           </w:tcPr>
           <w:p>
             <w:pPr>
@@ -3355,7 +3440,8 @@
           <w:tcPr>
             <w:tcW w:w="7620" w:type="dxa"/>
             <w:gridSpan w:val="2"/>
-            <w:shd w:val="clear" w:color="auto" w:fill="FFFFFF"/>
+            <w:shd w:val="clear" w:color="auto" w:fill="FFFFFF" w:themeFill="background1"/>
+            <w:tcMar/>
           </w:tcPr>
           <w:p>
             <w:pPr>
@@ -3387,10 +3473,10 @@
         </w:trPr>
         <w:tc>
           <w:tcPr>
-            <w:cnfStyle w:val="001000000000" w:firstRow="0" w:lastRow="0" w:firstColumn="1" w:lastColumn="0" w:oddVBand="0" w:evenVBand="0" w:oddHBand="0" w:evenHBand="0" w:firstRowFirstColumn="0" w:firstRowLastColumn="0" w:lastRowFirstColumn="0" w:lastRowLastColumn="0"/>
             <w:tcW w:w="2534" w:type="dxa"/>
             <w:gridSpan w:val="2"/>
             <w:shd w:val="clear" w:color="auto" w:fill="FBE5D5"/>
+            <w:tcMar/>
           </w:tcPr>
           <w:p>
             <w:pPr>
@@ -3418,6 +3504,7 @@
             <w:tcW w:w="7620" w:type="dxa"/>
             <w:gridSpan w:val="2"/>
             <w:shd w:val="clear" w:color="auto" w:fill="FBE5D5"/>
+            <w:tcMar/>
           </w:tcPr>
           <w:p>
             <w:pPr>
@@ -3453,8 +3540,8 @@
         </w:trPr>
         <w:tc>
           <w:tcPr>
-            <w:cnfStyle w:val="001000000000" w:firstRow="0" w:lastRow="0" w:firstColumn="1" w:lastColumn="0" w:oddVBand="0" w:evenVBand="0" w:oddHBand="0" w:evenHBand="0" w:firstRowFirstColumn="0" w:firstRowLastColumn="0" w:lastRowFirstColumn="0" w:lastRowLastColumn="0"/>
             <w:tcW w:w="1267" w:type="dxa"/>
+            <w:tcMar/>
           </w:tcPr>
           <w:p>
             <w:pPr>
@@ -3481,7 +3568,8 @@
           <w:tcPr>
             <w:tcW w:w="6727" w:type="dxa"/>
             <w:gridSpan w:val="2"/>
-            <w:shd w:val="clear" w:color="auto" w:fill="FFFFFF"/>
+            <w:shd w:val="clear" w:color="auto" w:fill="FFFFFF" w:themeFill="background1"/>
+            <w:tcMar/>
           </w:tcPr>
           <w:p>
             <w:pPr>
@@ -3515,7 +3603,8 @@
         <w:tc>
           <w:tcPr>
             <w:tcW w:w="2160" w:type="dxa"/>
-            <w:shd w:val="clear" w:color="auto" w:fill="FFFFFF"/>
+            <w:shd w:val="clear" w:color="auto" w:fill="FFFFFF" w:themeFill="background1"/>
+            <w:tcMar/>
           </w:tcPr>
           <w:p>
             <w:pPr>
@@ -3547,8 +3636,8 @@
         </w:trPr>
         <w:tc>
           <w:tcPr>
-            <w:cnfStyle w:val="001000000000" w:firstRow="0" w:lastRow="0" w:firstColumn="1" w:lastColumn="0" w:oddVBand="0" w:evenVBand="0" w:oddHBand="0" w:evenHBand="0" w:firstRowFirstColumn="0" w:firstRowLastColumn="0" w:lastRowFirstColumn="0" w:lastRowLastColumn="0"/>
             <w:tcW w:w="1267" w:type="dxa"/>
+            <w:tcMar/>
           </w:tcPr>
           <w:p>
             <w:pPr>
@@ -3575,7 +3664,8 @@
           <w:tcPr>
             <w:tcW w:w="6727" w:type="dxa"/>
             <w:gridSpan w:val="2"/>
-            <w:shd w:val="clear" w:color="auto" w:fill="FFFFFF"/>
+            <w:shd w:val="clear" w:color="auto" w:fill="FFFFFF" w:themeFill="background1"/>
+            <w:tcMar/>
           </w:tcPr>
           <w:p>
             <w:pPr>
@@ -3609,7 +3699,8 @@
         <w:tc>
           <w:tcPr>
             <w:tcW w:w="2160" w:type="dxa"/>
-            <w:shd w:val="clear" w:color="auto" w:fill="FFFFFF"/>
+            <w:shd w:val="clear" w:color="auto" w:fill="FFFFFF" w:themeFill="background1"/>
+            <w:tcMar/>
           </w:tcPr>
           <w:p>
             <w:pPr>
@@ -3633,8 +3724,8 @@
         </w:trPr>
         <w:tc>
           <w:tcPr>
-            <w:cnfStyle w:val="001000000000" w:firstRow="0" w:lastRow="0" w:firstColumn="1" w:lastColumn="0" w:oddVBand="0" w:evenVBand="0" w:oddHBand="0" w:evenHBand="0" w:firstRowFirstColumn="0" w:firstRowLastColumn="0" w:lastRowFirstColumn="0" w:lastRowLastColumn="0"/>
             <w:tcW w:w="1267" w:type="dxa"/>
+            <w:tcMar/>
           </w:tcPr>
           <w:p>
             <w:pPr>
@@ -3661,7 +3752,8 @@
           <w:tcPr>
             <w:tcW w:w="6727" w:type="dxa"/>
             <w:gridSpan w:val="2"/>
-            <w:shd w:val="clear" w:color="auto" w:fill="FFFFFF"/>
+            <w:shd w:val="clear" w:color="auto" w:fill="FFFFFF" w:themeFill="background1"/>
+            <w:tcMar/>
           </w:tcPr>
           <w:p>
             <w:pPr>
@@ -3695,7 +3787,8 @@
         <w:tc>
           <w:tcPr>
             <w:tcW w:w="2160" w:type="dxa"/>
-            <w:shd w:val="clear" w:color="auto" w:fill="FFFFFF"/>
+            <w:shd w:val="clear" w:color="auto" w:fill="FFFFFF" w:themeFill="background1"/>
+            <w:tcMar/>
           </w:tcPr>
           <w:p>
             <w:pPr>
@@ -3718,8 +3811,8 @@
         </w:trPr>
         <w:tc>
           <w:tcPr>
-            <w:cnfStyle w:val="001000000000" w:firstRow="0" w:lastRow="0" w:firstColumn="1" w:lastColumn="0" w:oddVBand="0" w:evenVBand="0" w:oddHBand="0" w:evenHBand="0" w:firstRowFirstColumn="0" w:firstRowLastColumn="0" w:lastRowFirstColumn="0" w:lastRowLastColumn="0"/>
             <w:tcW w:w="1267" w:type="dxa"/>
+            <w:tcMar/>
           </w:tcPr>
           <w:p>
             <w:pPr>
@@ -3746,7 +3839,8 @@
           <w:tcPr>
             <w:tcW w:w="6727" w:type="dxa"/>
             <w:gridSpan w:val="2"/>
-            <w:shd w:val="clear" w:color="auto" w:fill="FFFFFF"/>
+            <w:shd w:val="clear" w:color="auto" w:fill="FFFFFF" w:themeFill="background1"/>
+            <w:tcMar/>
           </w:tcPr>
           <w:p>
             <w:pPr>
@@ -3780,7 +3874,8 @@
         <w:tc>
           <w:tcPr>
             <w:tcW w:w="2160" w:type="dxa"/>
-            <w:shd w:val="clear" w:color="auto" w:fill="FFFFFF"/>
+            <w:shd w:val="clear" w:color="auto" w:fill="FFFFFF" w:themeFill="background1"/>
+            <w:tcMar/>
           </w:tcPr>
           <w:p>
             <w:pPr>
@@ -3804,9 +3899,9 @@
         </w:trPr>
         <w:tc>
           <w:tcPr>
-            <w:cnfStyle w:val="001000000000" w:firstRow="0" w:lastRow="0" w:firstColumn="1" w:lastColumn="0" w:oddVBand="0" w:evenVBand="0" w:oddHBand="0" w:evenHBand="0" w:firstRowFirstColumn="0" w:firstRowLastColumn="0" w:lastRowFirstColumn="0" w:lastRowLastColumn="0"/>
             <w:tcW w:w="2534" w:type="dxa"/>
             <w:gridSpan w:val="2"/>
+            <w:tcMar/>
           </w:tcPr>
           <w:p>
             <w:pPr>
@@ -3833,7 +3928,8 @@
           <w:tcPr>
             <w:tcW w:w="7620" w:type="dxa"/>
             <w:gridSpan w:val="2"/>
-            <w:shd w:val="clear" w:color="auto" w:fill="FFFFFF"/>
+            <w:shd w:val="clear" w:color="auto" w:fill="FFFFFF" w:themeFill="background1"/>
+            <w:tcMar/>
           </w:tcPr>
           <w:p>
             <w:pPr>
@@ -3866,10 +3962,10 @@
         </w:trPr>
         <w:tc>
           <w:tcPr>
-            <w:cnfStyle w:val="001000000000" w:firstRow="0" w:lastRow="0" w:firstColumn="1" w:lastColumn="0" w:oddVBand="0" w:evenVBand="0" w:oddHBand="0" w:evenHBand="0" w:firstRowFirstColumn="0" w:firstRowLastColumn="0" w:lastRowFirstColumn="0" w:lastRowLastColumn="0"/>
             <w:tcW w:w="2534" w:type="dxa"/>
             <w:gridSpan w:val="2"/>
             <w:shd w:val="clear" w:color="auto" w:fill="FBE5D5"/>
+            <w:tcMar/>
           </w:tcPr>
           <w:p>
             <w:pPr>
@@ -3896,7 +3992,8 @@
           <w:tcPr>
             <w:tcW w:w="7620" w:type="dxa"/>
             <w:gridSpan w:val="2"/>
-            <w:shd w:val="clear" w:color="auto" w:fill="FFFFFF"/>
+            <w:shd w:val="clear" w:color="auto" w:fill="FFFFFF" w:themeFill="background1"/>
+            <w:tcMar/>
           </w:tcPr>
           <w:p>
             <w:pPr>
@@ -3929,9 +4026,9 @@
         </w:trPr>
         <w:tc>
           <w:tcPr>
-            <w:cnfStyle w:val="001000000000" w:firstRow="0" w:lastRow="0" w:firstColumn="1" w:lastColumn="0" w:oddVBand="0" w:evenVBand="0" w:oddHBand="0" w:evenHBand="0" w:firstRowFirstColumn="0" w:firstRowLastColumn="0" w:lastRowFirstColumn="0" w:lastRowLastColumn="0"/>
             <w:tcW w:w="2534" w:type="dxa"/>
             <w:gridSpan w:val="2"/>
+            <w:tcMar/>
           </w:tcPr>
           <w:p>
             <w:pPr>
@@ -3958,6 +4055,7 @@
           <w:tcPr>
             <w:tcW w:w="7620" w:type="dxa"/>
             <w:gridSpan w:val="2"/>
+            <w:tcMar/>
           </w:tcPr>
           <w:p>
             <w:pPr>
@@ -3992,8 +4090,8 @@
         </w:trPr>
         <w:tc>
           <w:tcPr>
-            <w:cnfStyle w:val="001000000000" w:firstRow="0" w:lastRow="0" w:firstColumn="1" w:lastColumn="0" w:oddVBand="0" w:evenVBand="0" w:oddHBand="0" w:evenHBand="0" w:firstRowFirstColumn="0" w:firstRowLastColumn="0" w:lastRowFirstColumn="0" w:lastRowLastColumn="0"/>
             <w:tcW w:w="1267" w:type="dxa"/>
+            <w:tcMar/>
           </w:tcPr>
           <w:p>
             <w:pPr>
@@ -4020,7 +4118,8 @@
           <w:tcPr>
             <w:tcW w:w="6727" w:type="dxa"/>
             <w:gridSpan w:val="2"/>
-            <w:shd w:val="clear" w:color="auto" w:fill="FFFFFF"/>
+            <w:shd w:val="clear" w:color="auto" w:fill="FFFFFF" w:themeFill="background1"/>
+            <w:tcMar/>
           </w:tcPr>
           <w:p>
             <w:pPr>
@@ -4054,7 +4153,8 @@
         <w:tc>
           <w:tcPr>
             <w:tcW w:w="2160" w:type="dxa"/>
-            <w:shd w:val="clear" w:color="auto" w:fill="FFFFFF"/>
+            <w:shd w:val="clear" w:color="auto" w:fill="FFFFFF" w:themeFill="background1"/>
+            <w:tcMar/>
           </w:tcPr>
           <w:p>
             <w:pPr>
@@ -4078,8 +4178,8 @@
         </w:trPr>
         <w:tc>
           <w:tcPr>
-            <w:cnfStyle w:val="001000000000" w:firstRow="0" w:lastRow="0" w:firstColumn="1" w:lastColumn="0" w:oddVBand="0" w:evenVBand="0" w:oddHBand="0" w:evenHBand="0" w:firstRowFirstColumn="0" w:firstRowLastColumn="0" w:lastRowFirstColumn="0" w:lastRowLastColumn="0"/>
             <w:tcW w:w="1267" w:type="dxa"/>
+            <w:tcMar/>
           </w:tcPr>
           <w:p>
             <w:pPr>
@@ -4106,7 +4206,8 @@
           <w:tcPr>
             <w:tcW w:w="6727" w:type="dxa"/>
             <w:gridSpan w:val="2"/>
-            <w:shd w:val="clear" w:color="auto" w:fill="FFFFFF"/>
+            <w:shd w:val="clear" w:color="auto" w:fill="FFFFFF" w:themeFill="background1"/>
+            <w:tcMar/>
           </w:tcPr>
           <w:p>
             <w:pPr>
@@ -4140,7 +4241,8 @@
         <w:tc>
           <w:tcPr>
             <w:tcW w:w="2160" w:type="dxa"/>
-            <w:shd w:val="clear" w:color="auto" w:fill="FFFFFF"/>
+            <w:shd w:val="clear" w:color="auto" w:fill="FFFFFF" w:themeFill="background1"/>
+            <w:tcMar/>
           </w:tcPr>
           <w:p>
             <w:pPr>
@@ -4172,8 +4274,8 @@
         </w:trPr>
         <w:tc>
           <w:tcPr>
-            <w:cnfStyle w:val="001000000000" w:firstRow="0" w:lastRow="0" w:firstColumn="1" w:lastColumn="0" w:oddVBand="0" w:evenVBand="0" w:oddHBand="0" w:evenHBand="0" w:firstRowFirstColumn="0" w:firstRowLastColumn="0" w:lastRowFirstColumn="0" w:lastRowLastColumn="0"/>
             <w:tcW w:w="1267" w:type="dxa"/>
+            <w:tcMar/>
           </w:tcPr>
           <w:p>
             <w:pPr>
@@ -4200,7 +4302,8 @@
           <w:tcPr>
             <w:tcW w:w="6727" w:type="dxa"/>
             <w:gridSpan w:val="2"/>
-            <w:shd w:val="clear" w:color="auto" w:fill="FFFFFF"/>
+            <w:shd w:val="clear" w:color="auto" w:fill="FFFFFF" w:themeFill="background1"/>
+            <w:tcMar/>
           </w:tcPr>
           <w:p>
             <w:pPr>
@@ -4234,7 +4337,8 @@
         <w:tc>
           <w:tcPr>
             <w:tcW w:w="2160" w:type="dxa"/>
-            <w:shd w:val="clear" w:color="auto" w:fill="FFFFFF"/>
+            <w:shd w:val="clear" w:color="auto" w:fill="FFFFFF" w:themeFill="background1"/>
+            <w:tcMar/>
           </w:tcPr>
           <w:p>
             <w:pPr>
@@ -4258,8 +4362,8 @@
         </w:trPr>
         <w:tc>
           <w:tcPr>
-            <w:cnfStyle w:val="001000000000" w:firstRow="0" w:lastRow="0" w:firstColumn="1" w:lastColumn="0" w:oddVBand="0" w:evenVBand="0" w:oddHBand="0" w:evenHBand="0" w:firstRowFirstColumn="0" w:firstRowLastColumn="0" w:lastRowFirstColumn="0" w:lastRowLastColumn="0"/>
             <w:tcW w:w="1267" w:type="dxa"/>
+            <w:tcMar/>
           </w:tcPr>
           <w:p>
             <w:pPr>
@@ -4287,7 +4391,8 @@
           <w:tcPr>
             <w:tcW w:w="6727" w:type="dxa"/>
             <w:gridSpan w:val="2"/>
-            <w:shd w:val="clear" w:color="auto" w:fill="FFFFFF"/>
+            <w:shd w:val="clear" w:color="auto" w:fill="FFFFFF" w:themeFill="background1"/>
+            <w:tcMar/>
           </w:tcPr>
           <w:p>
             <w:pPr>
@@ -4321,7 +4426,8 @@
         <w:tc>
           <w:tcPr>
             <w:tcW w:w="2160" w:type="dxa"/>
-            <w:shd w:val="clear" w:color="auto" w:fill="FFFFFF"/>
+            <w:shd w:val="clear" w:color="auto" w:fill="FFFFFF" w:themeFill="background1"/>
+            <w:tcMar/>
           </w:tcPr>
           <w:p>
             <w:pPr>
@@ -4344,9 +4450,9 @@
         </w:trPr>
         <w:tc>
           <w:tcPr>
-            <w:cnfStyle w:val="001000000000" w:firstRow="0" w:lastRow="0" w:firstColumn="1" w:lastColumn="0" w:oddVBand="0" w:evenVBand="0" w:oddHBand="0" w:evenHBand="0" w:firstRowFirstColumn="0" w:firstRowLastColumn="0" w:lastRowFirstColumn="0" w:lastRowLastColumn="0"/>
             <w:tcW w:w="2534" w:type="dxa"/>
             <w:gridSpan w:val="2"/>
+            <w:tcMar/>
           </w:tcPr>
           <w:p>
             <w:pPr>
@@ -4373,7 +4479,8 @@
           <w:tcPr>
             <w:tcW w:w="7620" w:type="dxa"/>
             <w:gridSpan w:val="2"/>
-            <w:shd w:val="clear" w:color="auto" w:fill="FFFFFF"/>
+            <w:shd w:val="clear" w:color="auto" w:fill="FFFFFF" w:themeFill="background1"/>
+            <w:tcMar/>
           </w:tcPr>
           <w:p>
             <w:pPr>
@@ -4407,9 +4514,9 @@
         </w:trPr>
         <w:tc>
           <w:tcPr>
-            <w:cnfStyle w:val="001000000000" w:firstRow="0" w:lastRow="0" w:firstColumn="1" w:lastColumn="0" w:oddVBand="0" w:evenVBand="0" w:oddHBand="0" w:evenHBand="0" w:firstRowFirstColumn="0" w:firstRowLastColumn="0" w:lastRowFirstColumn="0" w:lastRowLastColumn="0"/>
             <w:tcW w:w="2534" w:type="dxa"/>
             <w:gridSpan w:val="2"/>
+            <w:tcMar/>
           </w:tcPr>
           <w:p>
             <w:pPr>
@@ -4436,7 +4543,8 @@
           <w:tcPr>
             <w:tcW w:w="7620" w:type="dxa"/>
             <w:gridSpan w:val="2"/>
-            <w:shd w:val="clear" w:color="auto" w:fill="FFFFFF"/>
+            <w:shd w:val="clear" w:color="auto" w:fill="FFFFFF" w:themeFill="background1"/>
+            <w:tcMar/>
           </w:tcPr>
           <w:p>
             <w:pPr>
@@ -4468,10 +4576,10 @@
         </w:trPr>
         <w:tc>
           <w:tcPr>
-            <w:cnfStyle w:val="001000000000" w:firstRow="0" w:lastRow="0" w:firstColumn="1" w:lastColumn="0" w:oddVBand="0" w:evenVBand="0" w:oddHBand="0" w:evenHBand="0" w:firstRowFirstColumn="0" w:firstRowLastColumn="0" w:lastRowFirstColumn="0" w:lastRowLastColumn="0"/>
             <w:tcW w:w="2534" w:type="dxa"/>
             <w:gridSpan w:val="2"/>
             <w:shd w:val="clear" w:color="auto" w:fill="FBE5D5"/>
+            <w:tcMar/>
           </w:tcPr>
           <w:p>
             <w:pPr>
@@ -4499,6 +4607,7 @@
             <w:tcW w:w="7620" w:type="dxa"/>
             <w:gridSpan w:val="2"/>
             <w:shd w:val="clear" w:color="auto" w:fill="FBE5D5"/>
+            <w:tcMar/>
           </w:tcPr>
           <w:p>
             <w:pPr>
@@ -4534,8 +4643,8 @@
         </w:trPr>
         <w:tc>
           <w:tcPr>
-            <w:cnfStyle w:val="001000000000" w:firstRow="0" w:lastRow="0" w:firstColumn="1" w:lastColumn="0" w:oddVBand="0" w:evenVBand="0" w:oddHBand="0" w:evenHBand="0" w:firstRowFirstColumn="0" w:firstRowLastColumn="0" w:lastRowFirstColumn="0" w:lastRowLastColumn="0"/>
             <w:tcW w:w="1267" w:type="dxa"/>
+            <w:tcMar/>
           </w:tcPr>
           <w:p>
             <w:pPr>
@@ -4562,7 +4671,8 @@
           <w:tcPr>
             <w:tcW w:w="6727" w:type="dxa"/>
             <w:gridSpan w:val="2"/>
-            <w:shd w:val="clear" w:color="auto" w:fill="FFFFFF"/>
+            <w:shd w:val="clear" w:color="auto" w:fill="FFFFFF" w:themeFill="background1"/>
+            <w:tcMar/>
           </w:tcPr>
           <w:p>
             <w:pPr>
@@ -4596,7 +4706,8 @@
         <w:tc>
           <w:tcPr>
             <w:tcW w:w="2160" w:type="dxa"/>
-            <w:shd w:val="clear" w:color="auto" w:fill="FFFFFF"/>
+            <w:shd w:val="clear" w:color="auto" w:fill="FFFFFF" w:themeFill="background1"/>
+            <w:tcMar/>
           </w:tcPr>
           <w:p>
             <w:pPr>
@@ -4619,8 +4730,8 @@
         </w:trPr>
         <w:tc>
           <w:tcPr>
-            <w:cnfStyle w:val="001000000000" w:firstRow="0" w:lastRow="0" w:firstColumn="1" w:lastColumn="0" w:oddVBand="0" w:evenVBand="0" w:oddHBand="0" w:evenHBand="0" w:firstRowFirstColumn="0" w:firstRowLastColumn="0" w:lastRowFirstColumn="0" w:lastRowLastColumn="0"/>
             <w:tcW w:w="1267" w:type="dxa"/>
+            <w:tcMar/>
           </w:tcPr>
           <w:p>
             <w:pPr>
@@ -4647,7 +4758,8 @@
           <w:tcPr>
             <w:tcW w:w="6727" w:type="dxa"/>
             <w:gridSpan w:val="2"/>
-            <w:shd w:val="clear" w:color="auto" w:fill="FFFFFF"/>
+            <w:shd w:val="clear" w:color="auto" w:fill="FFFFFF" w:themeFill="background1"/>
+            <w:tcMar/>
           </w:tcPr>
           <w:p>
             <w:pPr>
@@ -4681,7 +4793,8 @@
         <w:tc>
           <w:tcPr>
             <w:tcW w:w="2160" w:type="dxa"/>
-            <w:shd w:val="clear" w:color="auto" w:fill="FFFFFF"/>
+            <w:shd w:val="clear" w:color="auto" w:fill="FFFFFF" w:themeFill="background1"/>
+            <w:tcMar/>
           </w:tcPr>
           <w:p>
             <w:pPr>
@@ -4705,8 +4818,8 @@
         </w:trPr>
         <w:tc>
           <w:tcPr>
-            <w:cnfStyle w:val="001000000000" w:firstRow="0" w:lastRow="0" w:firstColumn="1" w:lastColumn="0" w:oddVBand="0" w:evenVBand="0" w:oddHBand="0" w:evenHBand="0" w:firstRowFirstColumn="0" w:firstRowLastColumn="0" w:lastRowFirstColumn="0" w:lastRowLastColumn="0"/>
             <w:tcW w:w="1267" w:type="dxa"/>
+            <w:tcMar/>
           </w:tcPr>
           <w:p>
             <w:pPr>
@@ -4733,7 +4846,8 @@
           <w:tcPr>
             <w:tcW w:w="6727" w:type="dxa"/>
             <w:gridSpan w:val="2"/>
-            <w:shd w:val="clear" w:color="auto" w:fill="FFFFFF"/>
+            <w:shd w:val="clear" w:color="auto" w:fill="FFFFFF" w:themeFill="background1"/>
+            <w:tcMar/>
           </w:tcPr>
           <w:p>
             <w:pPr>
@@ -4767,7 +4881,8 @@
         <w:tc>
           <w:tcPr>
             <w:tcW w:w="2160" w:type="dxa"/>
-            <w:shd w:val="clear" w:color="auto" w:fill="FFFFFF"/>
+            <w:shd w:val="clear" w:color="auto" w:fill="FFFFFF" w:themeFill="background1"/>
+            <w:tcMar/>
           </w:tcPr>
           <w:p>
             <w:pPr>
@@ -4799,8 +4914,8 @@
         </w:trPr>
         <w:tc>
           <w:tcPr>
-            <w:cnfStyle w:val="001000000000" w:firstRow="0" w:lastRow="0" w:firstColumn="1" w:lastColumn="0" w:oddVBand="0" w:evenVBand="0" w:oddHBand="0" w:evenHBand="0" w:firstRowFirstColumn="0" w:firstRowLastColumn="0" w:lastRowFirstColumn="0" w:lastRowLastColumn="0"/>
             <w:tcW w:w="1267" w:type="dxa"/>
+            <w:tcMar/>
           </w:tcPr>
           <w:p>
             <w:pPr>
@@ -4827,7 +4942,8 @@
           <w:tcPr>
             <w:tcW w:w="6727" w:type="dxa"/>
             <w:gridSpan w:val="2"/>
-            <w:shd w:val="clear" w:color="auto" w:fill="FFFFFF"/>
+            <w:shd w:val="clear" w:color="auto" w:fill="FFFFFF" w:themeFill="background1"/>
+            <w:tcMar/>
           </w:tcPr>
           <w:p>
             <w:pPr>
@@ -4861,7 +4977,8 @@
         <w:tc>
           <w:tcPr>
             <w:tcW w:w="2160" w:type="dxa"/>
-            <w:shd w:val="clear" w:color="auto" w:fill="FFFFFF"/>
+            <w:shd w:val="clear" w:color="auto" w:fill="FFFFFF" w:themeFill="background1"/>
+            <w:tcMar/>
           </w:tcPr>
           <w:p>
             <w:pPr>
@@ -4885,9 +5002,9 @@
         </w:trPr>
         <w:tc>
           <w:tcPr>
-            <w:cnfStyle w:val="001000000000" w:firstRow="0" w:lastRow="0" w:firstColumn="1" w:lastColumn="0" w:oddVBand="0" w:evenVBand="0" w:oddHBand="0" w:evenHBand="0" w:firstRowFirstColumn="0" w:firstRowLastColumn="0" w:lastRowFirstColumn="0" w:lastRowLastColumn="0"/>
             <w:tcW w:w="2534" w:type="dxa"/>
             <w:gridSpan w:val="2"/>
+            <w:tcMar/>
           </w:tcPr>
           <w:p>
             <w:pPr>
@@ -4914,7 +5031,8 @@
           <w:tcPr>
             <w:tcW w:w="7620" w:type="dxa"/>
             <w:gridSpan w:val="2"/>
-            <w:shd w:val="clear" w:color="auto" w:fill="FFFFFF"/>
+            <w:shd w:val="clear" w:color="auto" w:fill="FFFFFF" w:themeFill="background1"/>
+            <w:tcMar/>
           </w:tcPr>
           <w:p>
             <w:pPr>
@@ -4947,10 +5065,10 @@
         </w:trPr>
         <w:tc>
           <w:tcPr>
-            <w:cnfStyle w:val="001000000000" w:firstRow="0" w:lastRow="0" w:firstColumn="1" w:lastColumn="0" w:oddVBand="0" w:evenVBand="0" w:oddHBand="0" w:evenHBand="0" w:firstRowFirstColumn="0" w:firstRowLastColumn="0" w:lastRowFirstColumn="0" w:lastRowLastColumn="0"/>
             <w:tcW w:w="2534" w:type="dxa"/>
             <w:gridSpan w:val="2"/>
             <w:shd w:val="clear" w:color="auto" w:fill="FBE5D5"/>
+            <w:tcMar/>
           </w:tcPr>
           <w:p>
             <w:pPr>
@@ -4977,7 +5095,8 @@
           <w:tcPr>
             <w:tcW w:w="7620" w:type="dxa"/>
             <w:gridSpan w:val="2"/>
-            <w:shd w:val="clear" w:color="auto" w:fill="FFFFFF"/>
+            <w:shd w:val="clear" w:color="auto" w:fill="FFFFFF" w:themeFill="background1"/>
+            <w:tcMar/>
           </w:tcPr>
           <w:p>
             <w:pPr>
@@ -5011,9 +5130,9 @@
         </w:trPr>
         <w:tc>
           <w:tcPr>
-            <w:cnfStyle w:val="001000000000" w:firstRow="0" w:lastRow="0" w:firstColumn="1" w:lastColumn="0" w:oddVBand="0" w:evenVBand="0" w:oddHBand="0" w:evenHBand="0" w:firstRowFirstColumn="0" w:firstRowLastColumn="0" w:lastRowFirstColumn="0" w:lastRowLastColumn="0"/>
             <w:tcW w:w="2534" w:type="dxa"/>
             <w:gridSpan w:val="2"/>
+            <w:tcMar/>
           </w:tcPr>
           <w:p>
             <w:pPr>
@@ -5040,6 +5159,7 @@
           <w:tcPr>
             <w:tcW w:w="7620" w:type="dxa"/>
             <w:gridSpan w:val="2"/>
+            <w:tcMar/>
           </w:tcPr>
           <w:p>
             <w:pPr>
@@ -5074,8 +5194,8 @@
         </w:trPr>
         <w:tc>
           <w:tcPr>
-            <w:cnfStyle w:val="001000000000" w:firstRow="0" w:lastRow="0" w:firstColumn="1" w:lastColumn="0" w:oddVBand="0" w:evenVBand="0" w:oddHBand="0" w:evenHBand="0" w:firstRowFirstColumn="0" w:firstRowLastColumn="0" w:lastRowFirstColumn="0" w:lastRowLastColumn="0"/>
             <w:tcW w:w="1267" w:type="dxa"/>
+            <w:tcMar/>
           </w:tcPr>
           <w:p>
             <w:pPr>
@@ -5102,7 +5222,8 @@
           <w:tcPr>
             <w:tcW w:w="6727" w:type="dxa"/>
             <w:gridSpan w:val="2"/>
-            <w:shd w:val="clear" w:color="auto" w:fill="FFFFFF"/>
+            <w:shd w:val="clear" w:color="auto" w:fill="FFFFFF" w:themeFill="background1"/>
+            <w:tcMar/>
           </w:tcPr>
           <w:p>
             <w:pPr>
@@ -5136,7 +5257,8 @@
         <w:tc>
           <w:tcPr>
             <w:tcW w:w="2160" w:type="dxa"/>
-            <w:shd w:val="clear" w:color="auto" w:fill="FFFFFF"/>
+            <w:shd w:val="clear" w:color="auto" w:fill="FFFFFF" w:themeFill="background1"/>
+            <w:tcMar/>
           </w:tcPr>
           <w:p>
             <w:pPr>
@@ -5169,8 +5291,8 @@
         </w:trPr>
         <w:tc>
           <w:tcPr>
-            <w:cnfStyle w:val="001000000000" w:firstRow="0" w:lastRow="0" w:firstColumn="1" w:lastColumn="0" w:oddVBand="0" w:evenVBand="0" w:oddHBand="0" w:evenHBand="0" w:firstRowFirstColumn="0" w:firstRowLastColumn="0" w:lastRowFirstColumn="0" w:lastRowLastColumn="0"/>
             <w:tcW w:w="1267" w:type="dxa"/>
+            <w:tcMar/>
           </w:tcPr>
           <w:p>
             <w:pPr>
@@ -5197,7 +5319,8 @@
           <w:tcPr>
             <w:tcW w:w="6727" w:type="dxa"/>
             <w:gridSpan w:val="2"/>
-            <w:shd w:val="clear" w:color="auto" w:fill="FFFFFF"/>
+            <w:shd w:val="clear" w:color="auto" w:fill="FFFFFF" w:themeFill="background1"/>
+            <w:tcMar/>
           </w:tcPr>
           <w:p>
             <w:pPr>
@@ -5231,7 +5354,8 @@
         <w:tc>
           <w:tcPr>
             <w:tcW w:w="2160" w:type="dxa"/>
-            <w:shd w:val="clear" w:color="auto" w:fill="FFFFFF"/>
+            <w:shd w:val="clear" w:color="auto" w:fill="FFFFFF" w:themeFill="background1"/>
+            <w:tcMar/>
           </w:tcPr>
           <w:p>
             <w:pPr>
@@ -5254,8 +5378,8 @@
         </w:trPr>
         <w:tc>
           <w:tcPr>
-            <w:cnfStyle w:val="001000000000" w:firstRow="0" w:lastRow="0" w:firstColumn="1" w:lastColumn="0" w:oddVBand="0" w:evenVBand="0" w:oddHBand="0" w:evenHBand="0" w:firstRowFirstColumn="0" w:firstRowLastColumn="0" w:lastRowFirstColumn="0" w:lastRowLastColumn="0"/>
             <w:tcW w:w="1267" w:type="dxa"/>
+            <w:tcMar/>
           </w:tcPr>
           <w:p>
             <w:pPr>
@@ -5282,7 +5406,8 @@
           <w:tcPr>
             <w:tcW w:w="6727" w:type="dxa"/>
             <w:gridSpan w:val="2"/>
-            <w:shd w:val="clear" w:color="auto" w:fill="FFFFFF"/>
+            <w:shd w:val="clear" w:color="auto" w:fill="FFFFFF" w:themeFill="background1"/>
+            <w:tcMar/>
           </w:tcPr>
           <w:p>
             <w:pPr>
@@ -5316,7 +5441,8 @@
         <w:tc>
           <w:tcPr>
             <w:tcW w:w="2160" w:type="dxa"/>
-            <w:shd w:val="clear" w:color="auto" w:fill="FFFFFF"/>
+            <w:shd w:val="clear" w:color="auto" w:fill="FFFFFF" w:themeFill="background1"/>
+            <w:tcMar/>
           </w:tcPr>
           <w:p>
             <w:pPr>
@@ -5340,8 +5466,8 @@
         </w:trPr>
         <w:tc>
           <w:tcPr>
-            <w:cnfStyle w:val="001000000000" w:firstRow="0" w:lastRow="0" w:firstColumn="1" w:lastColumn="0" w:oddVBand="0" w:evenVBand="0" w:oddHBand="0" w:evenHBand="0" w:firstRowFirstColumn="0" w:firstRowLastColumn="0" w:lastRowFirstColumn="0" w:lastRowLastColumn="0"/>
             <w:tcW w:w="1267" w:type="dxa"/>
+            <w:tcMar/>
           </w:tcPr>
           <w:p>
             <w:pPr>
@@ -5368,7 +5494,8 @@
           <w:tcPr>
             <w:tcW w:w="6727" w:type="dxa"/>
             <w:gridSpan w:val="2"/>
-            <w:shd w:val="clear" w:color="auto" w:fill="FFFFFF"/>
+            <w:shd w:val="clear" w:color="auto" w:fill="FFFFFF" w:themeFill="background1"/>
+            <w:tcMar/>
           </w:tcPr>
           <w:p>
             <w:pPr>
@@ -5402,7 +5529,8 @@
         <w:tc>
           <w:tcPr>
             <w:tcW w:w="2160" w:type="dxa"/>
-            <w:shd w:val="clear" w:color="auto" w:fill="FFFFFF"/>
+            <w:shd w:val="clear" w:color="auto" w:fill="FFFFFF" w:themeFill="background1"/>
+            <w:tcMar/>
           </w:tcPr>
           <w:p>
             <w:pPr>
@@ -5425,10 +5553,10 @@
         </w:trPr>
         <w:tc>
           <w:tcPr>
-            <w:cnfStyle w:val="001000000000" w:firstRow="0" w:lastRow="0" w:firstColumn="1" w:lastColumn="0" w:oddVBand="0" w:evenVBand="0" w:oddHBand="0" w:evenHBand="0" w:firstRowFirstColumn="0" w:firstRowLastColumn="0" w:lastRowFirstColumn="0" w:lastRowLastColumn="0"/>
             <w:tcW w:w="2534" w:type="dxa"/>
             <w:gridSpan w:val="2"/>
             <w:shd w:val="clear" w:color="auto" w:fill="FBE5D5"/>
+            <w:tcMar/>
           </w:tcPr>
           <w:p>
             <w:pPr>
@@ -5455,7 +5583,8 @@
           <w:tcPr>
             <w:tcW w:w="7620" w:type="dxa"/>
             <w:gridSpan w:val="2"/>
-            <w:shd w:val="clear" w:color="auto" w:fill="FFFFFF"/>
+            <w:shd w:val="clear" w:color="auto" w:fill="FFFFFF" w:themeFill="background1"/>
+            <w:tcMar/>
           </w:tcPr>
           <w:p>
             <w:pPr>
@@ -5489,9 +5618,9 @@
         </w:trPr>
         <w:tc>
           <w:tcPr>
-            <w:cnfStyle w:val="001000000000" w:firstRow="0" w:lastRow="0" w:firstColumn="1" w:lastColumn="0" w:oddVBand="0" w:evenVBand="0" w:oddHBand="0" w:evenHBand="0" w:firstRowFirstColumn="0" w:firstRowLastColumn="0" w:lastRowFirstColumn="0" w:lastRowLastColumn="0"/>
             <w:tcW w:w="2534" w:type="dxa"/>
             <w:gridSpan w:val="2"/>
+            <w:tcMar/>
           </w:tcPr>
           <w:p>
             <w:pPr>
@@ -5518,7 +5647,8 @@
           <w:tcPr>
             <w:tcW w:w="7620" w:type="dxa"/>
             <w:gridSpan w:val="2"/>
-            <w:shd w:val="clear" w:color="auto" w:fill="FFFFFF"/>
+            <w:shd w:val="clear" w:color="auto" w:fill="FFFFFF" w:themeFill="background1"/>
+            <w:tcMar/>
           </w:tcPr>
           <w:p>
             <w:pPr>
@@ -5550,10 +5680,10 @@
         </w:trPr>
         <w:tc>
           <w:tcPr>
-            <w:cnfStyle w:val="001000000000" w:firstRow="0" w:lastRow="0" w:firstColumn="1" w:lastColumn="0" w:oddVBand="0" w:evenVBand="0" w:oddHBand="0" w:evenHBand="0" w:firstRowFirstColumn="0" w:firstRowLastColumn="0" w:lastRowFirstColumn="0" w:lastRowLastColumn="0"/>
             <w:tcW w:w="2534" w:type="dxa"/>
             <w:gridSpan w:val="2"/>
             <w:shd w:val="clear" w:color="auto" w:fill="FBE5D5"/>
+            <w:tcMar/>
           </w:tcPr>
           <w:p>
             <w:pPr>
@@ -5581,6 +5711,7 @@
             <w:tcW w:w="7620" w:type="dxa"/>
             <w:gridSpan w:val="2"/>
             <w:shd w:val="clear" w:color="auto" w:fill="FBE5D5"/>
+            <w:tcMar/>
           </w:tcPr>
           <w:p>
             <w:pPr>
@@ -5616,8 +5747,8 @@
         </w:trPr>
         <w:tc>
           <w:tcPr>
-            <w:cnfStyle w:val="001000000000" w:firstRow="0" w:lastRow="0" w:firstColumn="1" w:lastColumn="0" w:oddVBand="0" w:evenVBand="0" w:oddHBand="0" w:evenHBand="0" w:firstRowFirstColumn="0" w:firstRowLastColumn="0" w:lastRowFirstColumn="0" w:lastRowLastColumn="0"/>
             <w:tcW w:w="1267" w:type="dxa"/>
+            <w:tcMar/>
           </w:tcPr>
           <w:p>
             <w:pPr>
@@ -5644,7 +5775,8 @@
           <w:tcPr>
             <w:tcW w:w="6727" w:type="dxa"/>
             <w:gridSpan w:val="2"/>
-            <w:shd w:val="clear" w:color="auto" w:fill="FFFFFF"/>
+            <w:shd w:val="clear" w:color="auto" w:fill="FFFFFF" w:themeFill="background1"/>
+            <w:tcMar/>
           </w:tcPr>
           <w:p>
             <w:pPr>
@@ -5670,7 +5802,8 @@
         <w:tc>
           <w:tcPr>
             <w:tcW w:w="2160" w:type="dxa"/>
-            <w:shd w:val="clear" w:color="auto" w:fill="FFFFFF"/>
+            <w:shd w:val="clear" w:color="auto" w:fill="FFFFFF" w:themeFill="background1"/>
+            <w:tcMar/>
           </w:tcPr>
           <w:p>
             <w:pPr>
@@ -5693,8 +5826,8 @@
         </w:trPr>
         <w:tc>
           <w:tcPr>
-            <w:cnfStyle w:val="001000000000" w:firstRow="0" w:lastRow="0" w:firstColumn="1" w:lastColumn="0" w:oddVBand="0" w:evenVBand="0" w:oddHBand="0" w:evenHBand="0" w:firstRowFirstColumn="0" w:firstRowLastColumn="0" w:lastRowFirstColumn="0" w:lastRowLastColumn="0"/>
             <w:tcW w:w="1267" w:type="dxa"/>
+            <w:tcMar/>
           </w:tcPr>
           <w:p>
             <w:pPr>
@@ -5721,7 +5854,8 @@
           <w:tcPr>
             <w:tcW w:w="6727" w:type="dxa"/>
             <w:gridSpan w:val="2"/>
-            <w:shd w:val="clear" w:color="auto" w:fill="FFFFFF"/>
+            <w:shd w:val="clear" w:color="auto" w:fill="FFFFFF" w:themeFill="background1"/>
+            <w:tcMar/>
           </w:tcPr>
           <w:p>
             <w:pPr>
@@ -5747,7 +5881,8 @@
         <w:tc>
           <w:tcPr>
             <w:tcW w:w="2160" w:type="dxa"/>
-            <w:shd w:val="clear" w:color="auto" w:fill="FFFFFF"/>
+            <w:shd w:val="clear" w:color="auto" w:fill="FFFFFF" w:themeFill="background1"/>
+            <w:tcMar/>
           </w:tcPr>
           <w:p>
             <w:pPr>
@@ -5771,8 +5906,8 @@
         </w:trPr>
         <w:tc>
           <w:tcPr>
-            <w:cnfStyle w:val="001000000000" w:firstRow="0" w:lastRow="0" w:firstColumn="1" w:lastColumn="0" w:oddVBand="0" w:evenVBand="0" w:oddHBand="0" w:evenHBand="0" w:firstRowFirstColumn="0" w:firstRowLastColumn="0" w:lastRowFirstColumn="0" w:lastRowLastColumn="0"/>
             <w:tcW w:w="1267" w:type="dxa"/>
+            <w:tcMar/>
           </w:tcPr>
           <w:p>
             <w:pPr>
@@ -5799,7 +5934,8 @@
           <w:tcPr>
             <w:tcW w:w="6727" w:type="dxa"/>
             <w:gridSpan w:val="2"/>
-            <w:shd w:val="clear" w:color="auto" w:fill="FFFFFF"/>
+            <w:shd w:val="clear" w:color="auto" w:fill="FFFFFF" w:themeFill="background1"/>
+            <w:tcMar/>
           </w:tcPr>
           <w:p>
             <w:pPr>
@@ -5825,7 +5961,8 @@
         <w:tc>
           <w:tcPr>
             <w:tcW w:w="2160" w:type="dxa"/>
-            <w:shd w:val="clear" w:color="auto" w:fill="FFFFFF"/>
+            <w:shd w:val="clear" w:color="auto" w:fill="FFFFFF" w:themeFill="background1"/>
+            <w:tcMar/>
           </w:tcPr>
           <w:p>
             <w:pPr>
@@ -5848,8 +5985,8 @@
         </w:trPr>
         <w:tc>
           <w:tcPr>
-            <w:cnfStyle w:val="001000000000" w:firstRow="0" w:lastRow="0" w:firstColumn="1" w:lastColumn="0" w:oddVBand="0" w:evenVBand="0" w:oddHBand="0" w:evenHBand="0" w:firstRowFirstColumn="0" w:firstRowLastColumn="0" w:lastRowFirstColumn="0" w:lastRowLastColumn="0"/>
             <w:tcW w:w="1267" w:type="dxa"/>
+            <w:tcMar/>
           </w:tcPr>
           <w:p>
             <w:pPr>
@@ -5876,7 +6013,8 @@
           <w:tcPr>
             <w:tcW w:w="6727" w:type="dxa"/>
             <w:gridSpan w:val="2"/>
-            <w:shd w:val="clear" w:color="auto" w:fill="FFFFFF"/>
+            <w:shd w:val="clear" w:color="auto" w:fill="FFFFFF" w:themeFill="background1"/>
+            <w:tcMar/>
           </w:tcPr>
           <w:p>
             <w:pPr>
@@ -5902,7 +6040,8 @@
         <w:tc>
           <w:tcPr>
             <w:tcW w:w="2160" w:type="dxa"/>
-            <w:shd w:val="clear" w:color="auto" w:fill="FFFFFF"/>
+            <w:shd w:val="clear" w:color="auto" w:fill="FFFFFF" w:themeFill="background1"/>
+            <w:tcMar/>
           </w:tcPr>
           <w:p>
             <w:pPr>
@@ -5935,9 +6074,9 @@
         </w:trPr>
         <w:tc>
           <w:tcPr>
-            <w:cnfStyle w:val="001000000000" w:firstRow="0" w:lastRow="0" w:firstColumn="1" w:lastColumn="0" w:oddVBand="0" w:evenVBand="0" w:oddHBand="0" w:evenHBand="0" w:firstRowFirstColumn="0" w:firstRowLastColumn="0" w:lastRowFirstColumn="0" w:lastRowLastColumn="0"/>
             <w:tcW w:w="2534" w:type="dxa"/>
             <w:gridSpan w:val="2"/>
+            <w:tcMar/>
           </w:tcPr>
           <w:p>
             <w:pPr>
@@ -5964,7 +6103,8 @@
           <w:tcPr>
             <w:tcW w:w="7620" w:type="dxa"/>
             <w:gridSpan w:val="2"/>
-            <w:shd w:val="clear" w:color="auto" w:fill="FFFFFF"/>
+            <w:shd w:val="clear" w:color="auto" w:fill="FFFFFF" w:themeFill="background1"/>
+            <w:tcMar/>
           </w:tcPr>
           <w:p>
             <w:pPr>
@@ -5997,10 +6137,10 @@
         </w:trPr>
         <w:tc>
           <w:tcPr>
-            <w:cnfStyle w:val="001000000000" w:firstRow="0" w:lastRow="0" w:firstColumn="1" w:lastColumn="0" w:oddVBand="0" w:evenVBand="0" w:oddHBand="0" w:evenHBand="0" w:firstRowFirstColumn="0" w:firstRowLastColumn="0" w:lastRowFirstColumn="0" w:lastRowLastColumn="0"/>
             <w:tcW w:w="2534" w:type="dxa"/>
             <w:gridSpan w:val="2"/>
             <w:shd w:val="clear" w:color="auto" w:fill="FBE5D5"/>
+            <w:tcMar/>
           </w:tcPr>
           <w:p>
             <w:pPr>
@@ -6027,7 +6167,8 @@
           <w:tcPr>
             <w:tcW w:w="7620" w:type="dxa"/>
             <w:gridSpan w:val="2"/>
-            <w:shd w:val="clear" w:color="auto" w:fill="FFFFFF"/>
+            <w:shd w:val="clear" w:color="auto" w:fill="FFFFFF" w:themeFill="background1"/>
+            <w:tcMar/>
           </w:tcPr>
           <w:p>
             <w:pPr>
@@ -6059,12 +6200,12 @@
         <w:tblW w:w="10154" w:type="dxa"/>
         <w:tblInd w:w="-680" w:type="dxa"/>
         <w:tblBorders>
-          <w:top w:val="single" w:sz="4" w:space="0" w:color="F4B083"/>
-          <w:left w:val="single" w:sz="4" w:space="0" w:color="F4B083"/>
-          <w:bottom w:val="single" w:sz="4" w:space="0" w:color="F4B083"/>
-          <w:right w:val="single" w:sz="4" w:space="0" w:color="F4B083"/>
-          <w:insideH w:val="single" w:sz="4" w:space="0" w:color="F4B083"/>
-          <w:insideV w:val="single" w:sz="4" w:space="0" w:color="F4B083"/>
+          <w:top w:val="single" w:color="F4B083" w:sz="4" w:space="0"/>
+          <w:left w:val="single" w:color="F4B083" w:sz="4" w:space="0"/>
+          <w:bottom w:val="single" w:color="F4B083" w:sz="4" w:space="0"/>
+          <w:right w:val="single" w:color="F4B083" w:sz="4" w:space="0"/>
+          <w:insideH w:val="single" w:color="F4B083" w:sz="4" w:space="0"/>
+          <w:insideV w:val="single" w:color="F4B083" w:sz="4" w:space="0"/>
         </w:tblBorders>
         <w:tblLayout w:type="fixed"/>
         <w:tblLook w:val="04A0" w:firstRow="1" w:lastRow="0" w:firstColumn="1" w:lastColumn="0" w:noHBand="0" w:noVBand="1"/>
@@ -10779,12 +10920,12 @@
         <w:tblW w:w="10154" w:type="dxa"/>
         <w:tblInd w:w="-680" w:type="dxa"/>
         <w:tblBorders>
-          <w:top w:val="single" w:sz="4" w:space="0" w:color="F4B083"/>
-          <w:left w:val="single" w:sz="4" w:space="0" w:color="F4B083"/>
-          <w:bottom w:val="single" w:sz="4" w:space="0" w:color="F4B083"/>
-          <w:right w:val="single" w:sz="4" w:space="0" w:color="F4B083"/>
-          <w:insideH w:val="single" w:sz="4" w:space="0" w:color="F4B083"/>
-          <w:insideV w:val="single" w:sz="4" w:space="0" w:color="F4B083"/>
+          <w:top w:val="single" w:color="F4B083" w:sz="4" w:space="0"/>
+          <w:left w:val="single" w:color="F4B083" w:sz="4" w:space="0"/>
+          <w:bottom w:val="single" w:color="F4B083" w:sz="4" w:space="0"/>
+          <w:right w:val="single" w:color="F4B083" w:sz="4" w:space="0"/>
+          <w:insideH w:val="single" w:color="F4B083" w:sz="4" w:space="0"/>
+          <w:insideV w:val="single" w:color="F4B083" w:sz="4" w:space="0"/>
         </w:tblBorders>
         <w:tblLayout w:type="fixed"/>
         <w:tblLook w:val="04A0" w:firstRow="1" w:lastRow="0" w:firstColumn="1" w:lastColumn="0" w:noHBand="0" w:noVBand="1"/>
@@ -10979,12 +11120,12 @@
         <w:tblW w:w="9975" w:type="dxa"/>
         <w:tblInd w:w="-705" w:type="dxa"/>
         <w:tblBorders>
-          <w:top w:val="single" w:sz="8" w:space="0" w:color="000000"/>
-          <w:left w:val="single" w:sz="8" w:space="0" w:color="000000"/>
-          <w:bottom w:val="single" w:sz="8" w:space="0" w:color="000000"/>
-          <w:right w:val="single" w:sz="8" w:space="0" w:color="000000"/>
-          <w:insideH w:val="single" w:sz="8" w:space="0" w:color="000000"/>
-          <w:insideV w:val="single" w:sz="8" w:space="0" w:color="000000"/>
+          <w:top w:val="single" w:color="000000" w:sz="8" w:space="0"/>
+          <w:left w:val="single" w:color="000000" w:sz="8" w:space="0"/>
+          <w:bottom w:val="single" w:color="000000" w:sz="8" w:space="0"/>
+          <w:right w:val="single" w:color="000000" w:sz="8" w:space="0"/>
+          <w:insideH w:val="single" w:color="000000" w:sz="8" w:space="0"/>
+          <w:insideV w:val="single" w:color="000000" w:sz="8" w:space="0"/>
         </w:tblBorders>
         <w:tblLayout w:type="fixed"/>
         <w:tblLook w:val="0600" w:firstRow="0" w:lastRow="0" w:firstColumn="0" w:lastColumn="0" w:noHBand="1" w:noVBand="1"/>
@@ -11003,10 +11144,10 @@
             <w:tcW w:w="9975" w:type="dxa"/>
             <w:gridSpan w:val="3"/>
             <w:tcBorders>
-              <w:top w:val="single" w:sz="8" w:space="0" w:color="F4B083"/>
-              <w:left w:val="single" w:sz="8" w:space="0" w:color="F4B083"/>
-              <w:bottom w:val="single" w:sz="8" w:space="0" w:color="F4B083"/>
-              <w:right w:val="single" w:sz="8" w:space="0" w:color="F4B083"/>
+              <w:top w:val="single" w:color="F4B083" w:sz="8" w:space="0"/>
+              <w:left w:val="single" w:color="F4B083" w:sz="8" w:space="0"/>
+              <w:bottom w:val="single" w:color="F4B083" w:sz="8" w:space="0"/>
+              <w:right w:val="single" w:color="F4B083" w:sz="8" w:space="0"/>
             </w:tcBorders>
             <w:shd w:val="clear" w:color="auto" w:fill="FFE599"/>
             <w:tcMar>
@@ -11046,10 +11187,10 @@
           <w:tcPr>
             <w:tcW w:w="3465" w:type="dxa"/>
             <w:tcBorders>
-              <w:top w:val="single" w:sz="8" w:space="0" w:color="F4B083"/>
-              <w:left w:val="single" w:sz="8" w:space="0" w:color="F4B083"/>
-              <w:bottom w:val="single" w:sz="8" w:space="0" w:color="F4B083"/>
-              <w:right w:val="single" w:sz="8" w:space="0" w:color="F4B083"/>
+              <w:top w:val="single" w:color="F4B083" w:sz="8" w:space="0"/>
+              <w:left w:val="single" w:color="F4B083" w:sz="8" w:space="0"/>
+              <w:bottom w:val="single" w:color="F4B083" w:sz="8" w:space="0"/>
+              <w:right w:val="single" w:color="F4B083" w:sz="8" w:space="0"/>
             </w:tcBorders>
             <w:tcMar>
               <w:top w:w="100" w:type="dxa"/>
@@ -11074,10 +11215,10 @@
           <w:tcPr>
             <w:tcW w:w="3090" w:type="dxa"/>
             <w:tcBorders>
-              <w:top w:val="single" w:sz="8" w:space="0" w:color="F4B083"/>
-              <w:left w:val="single" w:sz="8" w:space="0" w:color="F4B083"/>
-              <w:bottom w:val="single" w:sz="8" w:space="0" w:color="F4B083"/>
-              <w:right w:val="single" w:sz="8" w:space="0" w:color="F4B083"/>
+              <w:top w:val="single" w:color="F4B083" w:sz="8" w:space="0"/>
+              <w:left w:val="single" w:color="F4B083" w:sz="8" w:space="0"/>
+              <w:bottom w:val="single" w:color="F4B083" w:sz="8" w:space="0"/>
+              <w:right w:val="single" w:color="F4B083" w:sz="8" w:space="0"/>
             </w:tcBorders>
             <w:tcMar>
               <w:top w:w="100" w:type="dxa"/>
@@ -11111,10 +11252,10 @@
           <w:tcPr>
             <w:tcW w:w="3420" w:type="dxa"/>
             <w:tcBorders>
-              <w:top w:val="single" w:sz="8" w:space="0" w:color="F4B083"/>
-              <w:left w:val="single" w:sz="8" w:space="0" w:color="F4B083"/>
-              <w:bottom w:val="single" w:sz="8" w:space="0" w:color="F4B083"/>
-              <w:right w:val="single" w:sz="8" w:space="0" w:color="F4B083"/>
+              <w:top w:val="single" w:color="F4B083" w:sz="8" w:space="0"/>
+              <w:left w:val="single" w:color="F4B083" w:sz="8" w:space="0"/>
+              <w:bottom w:val="single" w:color="F4B083" w:sz="8" w:space="0"/>
+              <w:right w:val="single" w:color="F4B083" w:sz="8" w:space="0"/>
             </w:tcBorders>
             <w:tcMar>
               <w:top w:w="100" w:type="dxa"/>
@@ -11153,10 +11294,10 @@
           <w:tcPr>
             <w:tcW w:w="3465" w:type="dxa"/>
             <w:tcBorders>
-              <w:top w:val="single" w:sz="8" w:space="0" w:color="F4B083"/>
-              <w:left w:val="single" w:sz="8" w:space="0" w:color="F4B083"/>
-              <w:bottom w:val="single" w:sz="8" w:space="0" w:color="F4B083"/>
-              <w:right w:val="single" w:sz="8" w:space="0" w:color="F4B083"/>
+              <w:top w:val="single" w:color="F4B083" w:sz="8" w:space="0"/>
+              <w:left w:val="single" w:color="F4B083" w:sz="8" w:space="0"/>
+              <w:bottom w:val="single" w:color="F4B083" w:sz="8" w:space="0"/>
+              <w:right w:val="single" w:color="F4B083" w:sz="8" w:space="0"/>
             </w:tcBorders>
             <w:tcMar>
               <w:top w:w="100" w:type="dxa"/>
@@ -11200,10 +11341,10 @@
           <w:tcPr>
             <w:tcW w:w="3090" w:type="dxa"/>
             <w:tcBorders>
-              <w:top w:val="single" w:sz="8" w:space="0" w:color="F4B083"/>
-              <w:left w:val="single" w:sz="8" w:space="0" w:color="F4B083"/>
-              <w:bottom w:val="single" w:sz="8" w:space="0" w:color="F4B083"/>
-              <w:right w:val="single" w:sz="8" w:space="0" w:color="F4B083"/>
+              <w:top w:val="single" w:color="F4B083" w:sz="8" w:space="0"/>
+              <w:left w:val="single" w:color="F4B083" w:sz="8" w:space="0"/>
+              <w:bottom w:val="single" w:color="F4B083" w:sz="8" w:space="0"/>
+              <w:right w:val="single" w:color="F4B083" w:sz="8" w:space="0"/>
             </w:tcBorders>
             <w:tcMar>
               <w:top w:w="100" w:type="dxa"/>
@@ -11258,10 +11399,10 @@
           <w:tcPr>
             <w:tcW w:w="3420" w:type="dxa"/>
             <w:tcBorders>
-              <w:top w:val="single" w:sz="8" w:space="0" w:color="F4B083"/>
-              <w:left w:val="single" w:sz="8" w:space="0" w:color="F4B083"/>
-              <w:bottom w:val="single" w:sz="8" w:space="0" w:color="F4B083"/>
-              <w:right w:val="single" w:sz="8" w:space="0" w:color="F4B083"/>
+              <w:top w:val="single" w:color="F4B083" w:sz="8" w:space="0"/>
+              <w:left w:val="single" w:color="F4B083" w:sz="8" w:space="0"/>
+              <w:bottom w:val="single" w:color="F4B083" w:sz="8" w:space="0"/>
+              <w:right w:val="single" w:color="F4B083" w:sz="8" w:space="0"/>
             </w:tcBorders>
             <w:tcMar>
               <w:top w:w="100" w:type="dxa"/>
@@ -11321,10 +11462,10 @@
           <w:tcPr>
             <w:tcW w:w="3465" w:type="dxa"/>
             <w:tcBorders>
-              <w:top w:val="single" w:sz="8" w:space="0" w:color="F4B083"/>
-              <w:left w:val="single" w:sz="8" w:space="0" w:color="F4B083"/>
-              <w:bottom w:val="single" w:sz="8" w:space="0" w:color="F4B083"/>
-              <w:right w:val="single" w:sz="8" w:space="0" w:color="F4B083"/>
+              <w:top w:val="single" w:color="F4B083" w:sz="8" w:space="0"/>
+              <w:left w:val="single" w:color="F4B083" w:sz="8" w:space="0"/>
+              <w:bottom w:val="single" w:color="F4B083" w:sz="8" w:space="0"/>
+              <w:right w:val="single" w:color="F4B083" w:sz="8" w:space="0"/>
             </w:tcBorders>
             <w:tcMar>
               <w:top w:w="100" w:type="dxa"/>
@@ -11394,10 +11535,10 @@
           <w:tcPr>
             <w:tcW w:w="3090" w:type="dxa"/>
             <w:tcBorders>
-              <w:top w:val="single" w:sz="8" w:space="0" w:color="F4B083"/>
-              <w:left w:val="single" w:sz="8" w:space="0" w:color="F4B083"/>
-              <w:bottom w:val="single" w:sz="8" w:space="0" w:color="F4B083"/>
-              <w:right w:val="single" w:sz="8" w:space="0" w:color="F4B083"/>
+              <w:top w:val="single" w:color="F4B083" w:sz="8" w:space="0"/>
+              <w:left w:val="single" w:color="F4B083" w:sz="8" w:space="0"/>
+              <w:bottom w:val="single" w:color="F4B083" w:sz="8" w:space="0"/>
+              <w:right w:val="single" w:color="F4B083" w:sz="8" w:space="0"/>
             </w:tcBorders>
             <w:tcMar>
               <w:top w:w="100" w:type="dxa"/>
@@ -11431,10 +11572,10 @@
           <w:tcPr>
             <w:tcW w:w="3420" w:type="dxa"/>
             <w:tcBorders>
-              <w:top w:val="single" w:sz="8" w:space="0" w:color="F4B083"/>
-              <w:left w:val="single" w:sz="8" w:space="0" w:color="F4B083"/>
-              <w:bottom w:val="single" w:sz="8" w:space="0" w:color="F4B083"/>
-              <w:right w:val="single" w:sz="8" w:space="0" w:color="F4B083"/>
+              <w:top w:val="single" w:color="F4B083" w:sz="8" w:space="0"/>
+              <w:left w:val="single" w:color="F4B083" w:sz="8" w:space="0"/>
+              <w:bottom w:val="single" w:color="F4B083" w:sz="8" w:space="0"/>
+              <w:right w:val="single" w:color="F4B083" w:sz="8" w:space="0"/>
             </w:tcBorders>
             <w:tcMar>
               <w:top w:w="100" w:type="dxa"/>
@@ -11476,7 +11617,7 @@
     </w:p>
     <w:sectPr>
       <w:headerReference w:type="default" r:id="rId11"/>
-      <w:pgSz w:w="11909" w:h="16834"/>
+      <w:pgSz w:w="11909" w:h="16834" w:orient="portrait"/>
       <w:pgMar w:top="1440" w:right="1440" w:bottom="1440" w:left="1440" w:header="720" w:footer="720" w:gutter="0"/>
       <w:pgNumType w:start="1"/>
       <w:cols w:space="720"/>
@@ -11536,7 +11677,7 @@
 </file>
 
 <file path=word/header1.xml><?xml version="1.0" encoding="utf-8"?>
-<w:hdr xmlns:wpc="http://schemas.microsoft.com/office/word/2010/wordprocessingCanvas" xmlns:cx="http://schemas.microsoft.com/office/drawing/2014/chartex" xmlns:cx1="http://schemas.microsoft.com/office/drawing/2015/9/8/chartex" xmlns:cx2="http://schemas.microsoft.com/office/drawing/2015/10/21/chartex" xmlns:cx3="http://schemas.microsoft.com/office/drawing/2016/5/9/chartex" xmlns:cx4="http://schemas.microsoft.com/office/drawing/2016/5/10/chartex" xmlns:cx5="http://schemas.microsoft.com/office/drawing/2016/5/11/chartex" xmlns:cx6="http://schemas.microsoft.com/office/drawing/2016/5/12/chartex" xmlns:cx7="http://schemas.microsoft.com/office/drawing/2016/5/13/chartex" xmlns:cx8="http://schemas.microsoft.com/office/drawing/2016/5/14/chartex" xmlns:mc="http://schemas.openxmlformats.org/markup-compatibility/2006" xmlns:aink="http://schemas.microsoft.com/office/drawing/2016/ink" xmlns:am3d="http://schemas.microsoft.com/office/drawing/2017/model3d" xmlns:o="urn:schemas-microsoft-com:office:office" xmlns:oel="http://schemas.microsoft.com/office/2019/extlst" xmlns:r="http://schemas.openxmlformats.org/officeDocument/2006/relationships" xmlns:m="http://schemas.openxmlformats.org/officeDocument/2006/math" xmlns:v="urn:schemas-microsoft-com:vml" xmlns:wp14="http://schemas.microsoft.com/office/word/2010/wordprocessingDrawing" xmlns:wp="http://schemas.openxmlformats.org/drawingml/2006/wordprocessingDrawing" xmlns:w10="urn:schemas-microsoft-com:office:word" xmlns:w="http://schemas.openxmlformats.org/wordprocessingml/2006/main" xmlns:w14="http://schemas.microsoft.com/office/word/2010/wordml" xmlns:w15="http://schemas.microsoft.com/office/word/2012/wordml" xmlns:w16cex="http://schemas.microsoft.com/office/word/2018/wordml/cex" xmlns:w16cid="http://schemas.microsoft.com/office/word/2016/wordml/cid" xmlns:w16="http://schemas.microsoft.com/office/word/2018/wordml" xmlns:w16du="http://schemas.microsoft.com/office/word/2023/wordml/word16du" xmlns:w16sdtdh="http://schemas.microsoft.com/office/word/2020/wordml/sdtdatahash" xmlns:w16se="http://schemas.microsoft.com/office/word/2015/wordml/symex" xmlns:wpg="http://schemas.microsoft.com/office/word/2010/wordprocessingGroup" xmlns:wpi="http://schemas.microsoft.com/office/word/2010/wordprocessingInk" xmlns:wne="http://schemas.microsoft.com/office/word/2006/wordml" xmlns:wps="http://schemas.microsoft.com/office/word/2010/wordprocessingShape" mc:Ignorable="w14 w15 w16se w16cid w16 w16cex w16sdtdh w16du wp14">
+<w:hdr xmlns:wpc="http://schemas.microsoft.com/office/word/2010/wordprocessingCanvas" xmlns:cx="http://schemas.microsoft.com/office/drawing/2014/chartex" xmlns:cx1="http://schemas.microsoft.com/office/drawing/2015/9/8/chartex" xmlns:cx2="http://schemas.microsoft.com/office/drawing/2015/10/21/chartex" xmlns:cx3="http://schemas.microsoft.com/office/drawing/2016/5/9/chartex" xmlns:cx4="http://schemas.microsoft.com/office/drawing/2016/5/10/chartex" xmlns:cx5="http://schemas.microsoft.com/office/drawing/2016/5/11/chartex" xmlns:cx6="http://schemas.microsoft.com/office/drawing/2016/5/12/chartex" xmlns:cx7="http://schemas.microsoft.com/office/drawing/2016/5/13/chartex" xmlns:cx8="http://schemas.microsoft.com/office/drawing/2016/5/14/chartex" xmlns:mc="http://schemas.openxmlformats.org/markup-compatibility/2006" xmlns:aink="http://schemas.microsoft.com/office/drawing/2016/ink" xmlns:am3d="http://schemas.microsoft.com/office/drawing/2017/model3d" xmlns:o="urn:schemas-microsoft-com:office:office" xmlns:oel="http://schemas.microsoft.com/office/2019/extlst" xmlns:r="http://schemas.openxmlformats.org/officeDocument/2006/relationships" xmlns:m="http://schemas.openxmlformats.org/officeDocument/2006/math" xmlns:v="urn:schemas-microsoft-com:vml" xmlns:wp14="http://schemas.microsoft.com/office/word/2010/wordprocessingDrawing" xmlns:wp="http://schemas.openxmlformats.org/drawingml/2006/wordprocessingDrawing" xmlns:w10="urn:schemas-microsoft-com:office:word" xmlns:w="http://schemas.openxmlformats.org/wordprocessingml/2006/main" xmlns:w14="http://schemas.microsoft.com/office/word/2010/wordml" xmlns:w15="http://schemas.microsoft.com/office/word/2012/wordml" xmlns:w16cex="http://schemas.microsoft.com/office/word/2018/wordml/cex" xmlns:w16cid="http://schemas.microsoft.com/office/word/2016/wordml/cid" xmlns:w16="http://schemas.microsoft.com/office/word/2018/wordml" xmlns:w16du="http://schemas.microsoft.com/office/word/2023/wordml/word16du" xmlns:w16sdtdh="http://schemas.microsoft.com/office/word/2020/wordml/sdtdatahash" xmlns:w16se="http://schemas.microsoft.com/office/word/2015/wordml/symex" xmlns:wpg="http://schemas.microsoft.com/office/word/2010/wordprocessingGroup" xmlns:wpi="http://schemas.microsoft.com/office/word/2010/wordprocessingInk" xmlns:wne="http://schemas.microsoft.com/office/word/2006/wordml" xmlns:wps="http://schemas.microsoft.com/office/word/2010/wordprocessingShape" xmlns:a="http://schemas.openxmlformats.org/drawingml/2006/main" xmlns:pic="http://schemas.openxmlformats.org/drawingml/2006/picture" mc:Ignorable="w14 w15 w16se w16cid w16 w16cex w16sdtdh w16du wp14">
   <w:p>
     <w:pPr>
       <w:pBdr>
@@ -11689,7 +11830,7 @@
         </mc:Choice>
         <mc:Fallback xmlns:w16sdtfl="http://schemas.microsoft.com/office/word/2024/wordml/sdtformatlock">
           <w:pict>
-            <v:rect w14:anchorId="4CD7B852" id="Rectángulo 1" o:spid="_x0000_s1026" style="position:absolute;margin-left:-54pt;margin-top:-14.4pt;width:460.5pt;height:112.3pt;z-index:251659264;visibility:visible;mso-wrap-style:square;mso-wrap-distance-left:9pt;mso-wrap-distance-top:3.6pt;mso-wrap-distance-right:9pt;mso-wrap-distance-bottom:3.6pt;mso-position-horizontal:absolute;mso-position-horizontal-relative:text;mso-position-vertical:absolute;mso-position-vertical-relative:text;v-text-anchor:top" o:gfxdata="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" filled="f" stroked="f">
+            <v:rect id="Rectángulo 1" style="position:absolute;margin-left:-54pt;margin-top:-14.4pt;width:460.5pt;height:112.3pt;z-index:251659264;visibility:visible;mso-wrap-style:square;mso-wrap-distance-left:9pt;mso-wrap-distance-top:3.6pt;mso-wrap-distance-right:9pt;mso-wrap-distance-bottom:3.6pt;mso-position-horizontal:absolute;mso-position-horizontal-relative:text;mso-position-vertical:absolute;mso-position-vertical-relative:text;v-text-anchor:top" o:spid="_x0000_s1026" filled="f" stroked="f" w14:anchorId="4CD7B852" o:gfxdata="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">
               <v:textbox inset="2.53958mm,1.2694mm,2.53958mm,1.2694mm">
                 <w:txbxContent>
                   <w:p>
@@ -11751,7 +11892,7 @@
         <w:ind w:left="720" w:hanging="360"/>
       </w:pPr>
       <w:rPr>
-        <w:rFonts w:ascii="Symbol" w:hAnsi="Symbol" w:hint="default"/>
+        <w:rFonts w:hint="default" w:ascii="Symbol" w:hAnsi="Symbol"/>
       </w:rPr>
     </w:lvl>
     <w:lvl w:ilvl="1" w:tplc="04090003" w:tentative="1">
@@ -11763,7 +11904,7 @@
         <w:ind w:left="1440" w:hanging="360"/>
       </w:pPr>
       <w:rPr>
-        <w:rFonts w:ascii="Courier New" w:hAnsi="Courier New" w:cs="Courier New" w:hint="default"/>
+        <w:rFonts w:hint="default" w:ascii="Courier New" w:hAnsi="Courier New" w:cs="Courier New"/>
       </w:rPr>
     </w:lvl>
     <w:lvl w:ilvl="2" w:tplc="04090005" w:tentative="1">
@@ -11775,7 +11916,7 @@
         <w:ind w:left="2160" w:hanging="360"/>
       </w:pPr>
       <w:rPr>
-        <w:rFonts w:ascii="Wingdings" w:hAnsi="Wingdings" w:hint="default"/>
+        <w:rFonts w:hint="default" w:ascii="Wingdings" w:hAnsi="Wingdings"/>
       </w:rPr>
     </w:lvl>
     <w:lvl w:ilvl="3" w:tplc="04090001" w:tentative="1">
@@ -11787,7 +11928,7 @@
         <w:ind w:left="2880" w:hanging="360"/>
       </w:pPr>
       <w:rPr>
-        <w:rFonts w:ascii="Symbol" w:hAnsi="Symbol" w:hint="default"/>
+        <w:rFonts w:hint="default" w:ascii="Symbol" w:hAnsi="Symbol"/>
       </w:rPr>
     </w:lvl>
     <w:lvl w:ilvl="4" w:tplc="04090003" w:tentative="1">
@@ -11799,7 +11940,7 @@
         <w:ind w:left="3600" w:hanging="360"/>
       </w:pPr>
       <w:rPr>
-        <w:rFonts w:ascii="Courier New" w:hAnsi="Courier New" w:cs="Courier New" w:hint="default"/>
+        <w:rFonts w:hint="default" w:ascii="Courier New" w:hAnsi="Courier New" w:cs="Courier New"/>
       </w:rPr>
     </w:lvl>
     <w:lvl w:ilvl="5" w:tplc="04090005" w:tentative="1">
@@ -11811,7 +11952,7 @@
         <w:ind w:left="4320" w:hanging="360"/>
       </w:pPr>
       <w:rPr>
-        <w:rFonts w:ascii="Wingdings" w:hAnsi="Wingdings" w:hint="default"/>
+        <w:rFonts w:hint="default" w:ascii="Wingdings" w:hAnsi="Wingdings"/>
       </w:rPr>
     </w:lvl>
     <w:lvl w:ilvl="6" w:tplc="04090001" w:tentative="1">
@@ -11823,7 +11964,7 @@
         <w:ind w:left="5040" w:hanging="360"/>
       </w:pPr>
       <w:rPr>
-        <w:rFonts w:ascii="Symbol" w:hAnsi="Symbol" w:hint="default"/>
+        <w:rFonts w:hint="default" w:ascii="Symbol" w:hAnsi="Symbol"/>
       </w:rPr>
     </w:lvl>
     <w:lvl w:ilvl="7" w:tplc="04090003" w:tentative="1">
@@ -11835,7 +11976,7 @@
         <w:ind w:left="5760" w:hanging="360"/>
       </w:pPr>
       <w:rPr>
-        <w:rFonts w:ascii="Courier New" w:hAnsi="Courier New" w:cs="Courier New" w:hint="default"/>
+        <w:rFonts w:hint="default" w:ascii="Courier New" w:hAnsi="Courier New" w:cs="Courier New"/>
       </w:rPr>
     </w:lvl>
     <w:lvl w:ilvl="8" w:tplc="04090005" w:tentative="1">
@@ -11847,7 +11988,7 @@
         <w:ind w:left="6480" w:hanging="360"/>
       </w:pPr>
       <w:rPr>
-        <w:rFonts w:ascii="Wingdings" w:hAnsi="Wingdings" w:hint="default"/>
+        <w:rFonts w:hint="default" w:ascii="Wingdings" w:hAnsi="Wingdings"/>
       </w:rPr>
     </w:lvl>
   </w:abstractNum>
@@ -11864,7 +12005,7 @@
         <w:ind w:left="1080" w:hanging="360"/>
       </w:pPr>
       <w:rPr>
-        <w:rFonts w:ascii="Noto Sans Symbols" w:eastAsia="Noto Sans Symbols" w:hAnsi="Noto Sans Symbols" w:cs="Noto Sans Symbols"/>
+        <w:rFonts w:ascii="Noto Sans Symbols" w:hAnsi="Noto Sans Symbols" w:eastAsia="Noto Sans Symbols" w:cs="Noto Sans Symbols"/>
       </w:rPr>
     </w:lvl>
     <w:lvl w:ilvl="1">
@@ -11876,7 +12017,7 @@
         <w:ind w:left="1800" w:hanging="360"/>
       </w:pPr>
       <w:rPr>
-        <w:rFonts w:ascii="Courier New" w:eastAsia="Courier New" w:hAnsi="Courier New" w:cs="Courier New"/>
+        <w:rFonts w:ascii="Courier New" w:hAnsi="Courier New" w:eastAsia="Courier New" w:cs="Courier New"/>
       </w:rPr>
     </w:lvl>
     <w:lvl w:ilvl="2">
@@ -11888,7 +12029,7 @@
         <w:ind w:left="2520" w:hanging="360"/>
       </w:pPr>
       <w:rPr>
-        <w:rFonts w:ascii="Noto Sans Symbols" w:eastAsia="Noto Sans Symbols" w:hAnsi="Noto Sans Symbols" w:cs="Noto Sans Symbols"/>
+        <w:rFonts w:ascii="Noto Sans Symbols" w:hAnsi="Noto Sans Symbols" w:eastAsia="Noto Sans Symbols" w:cs="Noto Sans Symbols"/>
       </w:rPr>
     </w:lvl>
     <w:lvl w:ilvl="3">
@@ -11900,7 +12041,7 @@
         <w:ind w:left="3240" w:hanging="360"/>
       </w:pPr>
       <w:rPr>
-        <w:rFonts w:ascii="Noto Sans Symbols" w:eastAsia="Noto Sans Symbols" w:hAnsi="Noto Sans Symbols" w:cs="Noto Sans Symbols"/>
+        <w:rFonts w:ascii="Noto Sans Symbols" w:hAnsi="Noto Sans Symbols" w:eastAsia="Noto Sans Symbols" w:cs="Noto Sans Symbols"/>
       </w:rPr>
     </w:lvl>
     <w:lvl w:ilvl="4">
@@ -11912,7 +12053,7 @@
         <w:ind w:left="3960" w:hanging="360"/>
       </w:pPr>
       <w:rPr>
-        <w:rFonts w:ascii="Courier New" w:eastAsia="Courier New" w:hAnsi="Courier New" w:cs="Courier New"/>
+        <w:rFonts w:ascii="Courier New" w:hAnsi="Courier New" w:eastAsia="Courier New" w:cs="Courier New"/>
       </w:rPr>
     </w:lvl>
     <w:lvl w:ilvl="5">
@@ -11924,7 +12065,7 @@
         <w:ind w:left="4680" w:hanging="360"/>
       </w:pPr>
       <w:rPr>
-        <w:rFonts w:ascii="Noto Sans Symbols" w:eastAsia="Noto Sans Symbols" w:hAnsi="Noto Sans Symbols" w:cs="Noto Sans Symbols"/>
+        <w:rFonts w:ascii="Noto Sans Symbols" w:hAnsi="Noto Sans Symbols" w:eastAsia="Noto Sans Symbols" w:cs="Noto Sans Symbols"/>
       </w:rPr>
     </w:lvl>
     <w:lvl w:ilvl="6">
@@ -11936,7 +12077,7 @@
         <w:ind w:left="5400" w:hanging="360"/>
       </w:pPr>
       <w:rPr>
-        <w:rFonts w:ascii="Noto Sans Symbols" w:eastAsia="Noto Sans Symbols" w:hAnsi="Noto Sans Symbols" w:cs="Noto Sans Symbols"/>
+        <w:rFonts w:ascii="Noto Sans Symbols" w:hAnsi="Noto Sans Symbols" w:eastAsia="Noto Sans Symbols" w:cs="Noto Sans Symbols"/>
       </w:rPr>
     </w:lvl>
     <w:lvl w:ilvl="7">
@@ -11948,7 +12089,7 @@
         <w:ind w:left="6120" w:hanging="360"/>
       </w:pPr>
       <w:rPr>
-        <w:rFonts w:ascii="Courier New" w:eastAsia="Courier New" w:hAnsi="Courier New" w:cs="Courier New"/>
+        <w:rFonts w:ascii="Courier New" w:hAnsi="Courier New" w:eastAsia="Courier New" w:cs="Courier New"/>
       </w:rPr>
     </w:lvl>
     <w:lvl w:ilvl="8">
@@ -11960,7 +12101,7 @@
         <w:ind w:left="6840" w:hanging="360"/>
       </w:pPr>
       <w:rPr>
-        <w:rFonts w:ascii="Noto Sans Symbols" w:eastAsia="Noto Sans Symbols" w:hAnsi="Noto Sans Symbols" w:cs="Noto Sans Symbols"/>
+        <w:rFonts w:ascii="Noto Sans Symbols" w:hAnsi="Noto Sans Symbols" w:eastAsia="Noto Sans Symbols" w:cs="Noto Sans Symbols"/>
       </w:rPr>
     </w:lvl>
   </w:abstractNum>
@@ -11978,7 +12119,7 @@
   <w:docDefaults>
     <w:rPrDefault>
       <w:rPr>
-        <w:rFonts w:ascii="Arial" w:eastAsia="Arial" w:hAnsi="Arial" w:cs="Arial"/>
+        <w:rFonts w:ascii="Arial" w:hAnsi="Arial" w:eastAsia="Arial" w:cs="Arial"/>
         <w:sz w:val="22"/>
         <w:szCs w:val="22"/>
         <w:lang w:val="es-419" w:eastAsia="es-CO" w:bidi="ar-SA"/>
@@ -11993,14 +12134,14 @@
   <w:latentStyles w:defLockedState="0" w:defUIPriority="99" w:defSemiHidden="0" w:defUnhideWhenUsed="0" w:defQFormat="0" w:count="376">
     <w:lsdException w:name="Normal" w:uiPriority="0" w:qFormat="1"/>
     <w:lsdException w:name="heading 1" w:uiPriority="9" w:qFormat="1"/>
-    <w:lsdException w:name="heading 2" w:semiHidden="1" w:uiPriority="9" w:unhideWhenUsed="1" w:qFormat="1"/>
-    <w:lsdException w:name="heading 3" w:semiHidden="1" w:uiPriority="9" w:unhideWhenUsed="1" w:qFormat="1"/>
-    <w:lsdException w:name="heading 4" w:semiHidden="1" w:uiPriority="9" w:unhideWhenUsed="1" w:qFormat="1"/>
-    <w:lsdException w:name="heading 5" w:semiHidden="1" w:uiPriority="9" w:unhideWhenUsed="1" w:qFormat="1"/>
-    <w:lsdException w:name="heading 6" w:semiHidden="1" w:uiPriority="9" w:unhideWhenUsed="1" w:qFormat="1"/>
-    <w:lsdException w:name="heading 7" w:semiHidden="1" w:uiPriority="9" w:unhideWhenUsed="1" w:qFormat="1"/>
-    <w:lsdException w:name="heading 8" w:semiHidden="1" w:uiPriority="9" w:unhideWhenUsed="1" w:qFormat="1"/>
-    <w:lsdException w:name="heading 9" w:semiHidden="1" w:uiPriority="9" w:unhideWhenUsed="1" w:qFormat="1"/>
+    <w:lsdException w:name="heading 2" w:uiPriority="9" w:semiHidden="1" w:unhideWhenUsed="1" w:qFormat="1"/>
+    <w:lsdException w:name="heading 3" w:uiPriority="9" w:semiHidden="1" w:unhideWhenUsed="1" w:qFormat="1"/>
+    <w:lsdException w:name="heading 4" w:uiPriority="9" w:semiHidden="1" w:unhideWhenUsed="1" w:qFormat="1"/>
+    <w:lsdException w:name="heading 5" w:uiPriority="9" w:semiHidden="1" w:unhideWhenUsed="1" w:qFormat="1"/>
+    <w:lsdException w:name="heading 6" w:uiPriority="9" w:semiHidden="1" w:unhideWhenUsed="1" w:qFormat="1"/>
+    <w:lsdException w:name="heading 7" w:uiPriority="9" w:semiHidden="1" w:unhideWhenUsed="1" w:qFormat="1"/>
+    <w:lsdException w:name="heading 8" w:uiPriority="9" w:semiHidden="1" w:unhideWhenUsed="1" w:qFormat="1"/>
+    <w:lsdException w:name="heading 9" w:uiPriority="9" w:semiHidden="1" w:unhideWhenUsed="1" w:qFormat="1"/>
     <w:lsdException w:name="index 1" w:semiHidden="1" w:unhideWhenUsed="1"/>
     <w:lsdException w:name="index 2" w:semiHidden="1" w:unhideWhenUsed="1"/>
     <w:lsdException w:name="index 3" w:semiHidden="1" w:unhideWhenUsed="1"/>
@@ -12010,22 +12151,22 @@
     <w:lsdException w:name="index 7" w:semiHidden="1" w:unhideWhenUsed="1"/>
     <w:lsdException w:name="index 8" w:semiHidden="1" w:unhideWhenUsed="1"/>
     <w:lsdException w:name="index 9" w:semiHidden="1" w:unhideWhenUsed="1"/>
-    <w:lsdException w:name="toc 1" w:semiHidden="1" w:uiPriority="39" w:unhideWhenUsed="1"/>
-    <w:lsdException w:name="toc 2" w:semiHidden="1" w:uiPriority="39" w:unhideWhenUsed="1"/>
-    <w:lsdException w:name="toc 3" w:semiHidden="1" w:uiPriority="39" w:unhideWhenUsed="1"/>
-    <w:lsdException w:name="toc 4" w:semiHidden="1" w:uiPriority="39" w:unhideWhenUsed="1"/>
-    <w:lsdException w:name="toc 5" w:semiHidden="1" w:uiPriority="39" w:unhideWhenUsed="1"/>
-    <w:lsdException w:name="toc 6" w:semiHidden="1" w:uiPriority="39" w:unhideWhenUsed="1"/>
-    <w:lsdException w:name="toc 7" w:semiHidden="1" w:uiPriority="39" w:unhideWhenUsed="1"/>
-    <w:lsdException w:name="toc 8" w:semiHidden="1" w:uiPriority="39" w:unhideWhenUsed="1"/>
-    <w:lsdException w:name="toc 9" w:semiHidden="1" w:uiPriority="39" w:unhideWhenUsed="1"/>
+    <w:lsdException w:name="toc 1" w:uiPriority="39" w:semiHidden="1" w:unhideWhenUsed="1"/>
+    <w:lsdException w:name="toc 2" w:uiPriority="39" w:semiHidden="1" w:unhideWhenUsed="1"/>
+    <w:lsdException w:name="toc 3" w:uiPriority="39" w:semiHidden="1" w:unhideWhenUsed="1"/>
+    <w:lsdException w:name="toc 4" w:uiPriority="39" w:semiHidden="1" w:unhideWhenUsed="1"/>
+    <w:lsdException w:name="toc 5" w:uiPriority="39" w:semiHidden="1" w:unhideWhenUsed="1"/>
+    <w:lsdException w:name="toc 6" w:uiPriority="39" w:semiHidden="1" w:unhideWhenUsed="1"/>
+    <w:lsdException w:name="toc 7" w:uiPriority="39" w:semiHidden="1" w:unhideWhenUsed="1"/>
+    <w:lsdException w:name="toc 8" w:uiPriority="39" w:semiHidden="1" w:unhideWhenUsed="1"/>
+    <w:lsdException w:name="toc 9" w:uiPriority="39" w:semiHidden="1" w:unhideWhenUsed="1"/>
     <w:lsdException w:name="Normal Indent" w:semiHidden="1" w:unhideWhenUsed="1"/>
     <w:lsdException w:name="footnote text" w:semiHidden="1" w:unhideWhenUsed="1"/>
     <w:lsdException w:name="annotation text" w:semiHidden="1" w:unhideWhenUsed="1"/>
     <w:lsdException w:name="header" w:semiHidden="1" w:unhideWhenUsed="1"/>
     <w:lsdException w:name="footer" w:semiHidden="1" w:unhideWhenUsed="1"/>
     <w:lsdException w:name="index heading" w:semiHidden="1" w:unhideWhenUsed="1"/>
-    <w:lsdException w:name="caption" w:semiHidden="1" w:uiPriority="35" w:unhideWhenUsed="1" w:qFormat="1"/>
+    <w:lsdException w:name="caption" w:uiPriority="35" w:semiHidden="1" w:unhideWhenUsed="1" w:qFormat="1"/>
     <w:lsdException w:name="table of figures" w:semiHidden="1" w:unhideWhenUsed="1"/>
     <w:lsdException w:name="envelope address" w:semiHidden="1" w:unhideWhenUsed="1"/>
     <w:lsdException w:name="envelope return" w:semiHidden="1" w:unhideWhenUsed="1"/>
@@ -12056,7 +12197,7 @@
     <w:lsdException w:name="Title" w:uiPriority="10" w:qFormat="1"/>
     <w:lsdException w:name="Closing" w:semiHidden="1" w:unhideWhenUsed="1"/>
     <w:lsdException w:name="Signature" w:semiHidden="1" w:unhideWhenUsed="1"/>
-    <w:lsdException w:name="Default Paragraph Font" w:semiHidden="1" w:uiPriority="1" w:unhideWhenUsed="1"/>
+    <w:lsdException w:name="Default Paragraph Font" w:uiPriority="1" w:semiHidden="1" w:unhideWhenUsed="1"/>
     <w:lsdException w:name="Body Text" w:semiHidden="1" w:unhideWhenUsed="1"/>
     <w:lsdException w:name="Body Text Indent" w:semiHidden="1" w:unhideWhenUsed="1"/>
     <w:lsdException w:name="List Continue" w:semiHidden="1" w:unhideWhenUsed="1"/>
@@ -12256,8 +12397,8 @@
     <w:lsdException w:name="Subtle Reference" w:uiPriority="31" w:qFormat="1"/>
     <w:lsdException w:name="Intense Reference" w:uiPriority="32" w:qFormat="1"/>
     <w:lsdException w:name="Book Title" w:uiPriority="33" w:qFormat="1"/>
-    <w:lsdException w:name="Bibliography" w:semiHidden="1" w:uiPriority="37" w:unhideWhenUsed="1"/>
-    <w:lsdException w:name="TOC Heading" w:semiHidden="1" w:uiPriority="39" w:unhideWhenUsed="1" w:qFormat="1"/>
+    <w:lsdException w:name="Bibliography" w:uiPriority="37" w:semiHidden="1" w:unhideWhenUsed="1"/>
+    <w:lsdException w:name="TOC Heading" w:uiPriority="39" w:semiHidden="1" w:unhideWhenUsed="1" w:qFormat="1"/>
     <w:lsdException w:name="Plain Table 1" w:uiPriority="41"/>
     <w:lsdException w:name="Plain Table 2" w:uiPriority="42"/>
     <w:lsdException w:name="Plain Table 3" w:uiPriority="43"/>
@@ -12368,7 +12509,7 @@
     <w:lsdException w:name="Unresolved Mention" w:semiHidden="1" w:unhideWhenUsed="1"/>
     <w:lsdException w:name="Smart Link" w:semiHidden="1" w:unhideWhenUsed="1"/>
   </w:latentStyles>
-  <w:style w:type="paragraph" w:default="1" w:styleId="Normal">
+  <w:style w:type="paragraph" w:styleId="Normal" w:default="1">
     <w:name w:val="Normal"/>
     <w:qFormat/>
   </w:style>
@@ -12485,13 +12626,13 @@
       <w:color w:val="666666"/>
     </w:rPr>
   </w:style>
-  <w:style w:type="character" w:default="1" w:styleId="Fuentedeprrafopredeter">
+  <w:style w:type="character" w:styleId="Fuentedeprrafopredeter" w:default="1">
     <w:name w:val="Default Paragraph Font"/>
     <w:uiPriority w:val="1"/>
     <w:semiHidden/>
     <w:unhideWhenUsed/>
   </w:style>
-  <w:style w:type="table" w:default="1" w:styleId="Tablanormal">
+  <w:style w:type="table" w:styleId="Tablanormal" w:default="1">
     <w:name w:val="Normal Table"/>
     <w:uiPriority w:val="99"/>
     <w:semiHidden/>
@@ -12506,13 +12647,13 @@
       </w:tblCellMar>
     </w:tblPr>
   </w:style>
-  <w:style w:type="numbering" w:default="1" w:styleId="Sinlista">
+  <w:style w:type="numbering" w:styleId="Sinlista" w:default="1">
     <w:name w:val="No List"/>
     <w:uiPriority w:val="99"/>
     <w:semiHidden/>
     <w:unhideWhenUsed/>
   </w:style>
-  <w:style w:type="table" w:customStyle="1" w:styleId="TableNormal">
+  <w:style w:type="table" w:styleId="TableNormal" w:customStyle="1">
     <w:name w:val="Table Normal"/>
     <w:tblPr>
       <w:tblCellMar>
@@ -12556,7 +12697,7 @@
       <w:szCs w:val="30"/>
     </w:rPr>
   </w:style>
-  <w:style w:type="table" w:customStyle="1" w:styleId="a">
+  <w:style w:type="table" w:styleId="a" w:customStyle="1">
     <w:basedOn w:val="TableNormal"/>
     <w:pPr>
       <w:spacing w:line="240" w:lineRule="auto"/>
@@ -12579,7 +12720,7 @@
       <w:tblPr/>
       <w:tcPr>
         <w:tcBorders>
-          <w:bottom w:val="single" w:sz="12" w:space="0" w:color="F4B083"/>
+          <w:bottom w:val="single" w:color="F4B083" w:sz="12" w:space="0"/>
         </w:tcBorders>
       </w:tcPr>
     </w:tblStylePr>
@@ -12590,7 +12731,7 @@
       <w:tblPr/>
       <w:tcPr>
         <w:tcBorders>
-          <w:top w:val="single" w:sz="4" w:space="0" w:color="F4B083"/>
+          <w:top w:val="single" w:color="F4B083" w:sz="4" w:space="0"/>
         </w:tcBorders>
       </w:tcPr>
     </w:tblStylePr>
@@ -12617,7 +12758,7 @@
       </w:tcPr>
     </w:tblStylePr>
   </w:style>
-  <w:style w:type="table" w:customStyle="1" w:styleId="a0">
+  <w:style w:type="table" w:styleId="a0" w:customStyle="1">
     <w:basedOn w:val="TableNormal"/>
     <w:tblPr>
       <w:tblStyleRowBandSize w:val="1"/>
@@ -12647,7 +12788,7 @@
       <w:szCs w:val="18"/>
     </w:rPr>
   </w:style>
-  <w:style w:type="character" w:customStyle="1" w:styleId="TextodegloboCar">
+  <w:style w:type="character" w:styleId="TextodegloboCar" w:customStyle="1">
     <w:name w:val="Texto de globo Car"/>
     <w:basedOn w:val="Fuentedeprrafopredeter"/>
     <w:link w:val="Textodeglobo"/>
@@ -12675,7 +12816,7 @@
       <w:spacing w:line="240" w:lineRule="auto"/>
     </w:pPr>
   </w:style>
-  <w:style w:type="character" w:customStyle="1" w:styleId="EncabezadoCar">
+  <w:style w:type="character" w:styleId="EncabezadoCar" w:customStyle="1">
     <w:name w:val="Encabezado Car"/>
     <w:basedOn w:val="Fuentedeprrafopredeter"/>
     <w:link w:val="Encabezado"/>
@@ -12697,7 +12838,7 @@
       <w:spacing w:line="240" w:lineRule="auto"/>
     </w:pPr>
   </w:style>
-  <w:style w:type="character" w:customStyle="1" w:styleId="PiedepginaCar">
+  <w:style w:type="character" w:styleId="PiedepginaCar" w:customStyle="1">
     <w:name w:val="Pie de página Car"/>
     <w:basedOn w:val="Fuentedeprrafopredeter"/>
     <w:link w:val="Piedepgina"/>
